--- a/contract_templates/Pilote_Standard.docx
+++ b/contract_templates/Pilote_Standard.docx
@@ -1,6 +1,6 @@
 
 <file path=word/document.xml><?xml version="1.0" encoding="utf-8"?>
-<w:document xmlns:wpc="http://schemas.microsoft.com/office/word/2010/wordprocessingCanvas" xmlns:cx="http://schemas.microsoft.com/office/drawing/2014/chartex" xmlns:cx1="http://schemas.microsoft.com/office/drawing/2015/9/8/chartex" xmlns:cx2="http://schemas.microsoft.com/office/drawing/2015/10/21/chartex" xmlns:cx3="http://schemas.microsoft.com/office/drawing/2016/5/9/chartex" xmlns:cx4="http://schemas.microsoft.com/office/drawing/2016/5/10/chartex" xmlns:cx5="http://schemas.microsoft.com/office/drawing/2016/5/11/chartex" xmlns:cx6="http://schemas.microsoft.com/office/drawing/2016/5/12/chartex" xmlns:cx7="http://schemas.microsoft.com/office/drawing/2016/5/13/chartex" xmlns:cx8="http://schemas.microsoft.com/office/drawing/2016/5/14/chartex" xmlns:mc="http://schemas.openxmlformats.org/markup-compatibility/2006" xmlns:aink="http://schemas.microsoft.com/office/drawing/2016/ink" xmlns:am3d="http://schemas.microsoft.com/office/drawing/2017/model3d" xmlns:o="urn:schemas-microsoft-com:office:office" xmlns:oel="http://schemas.microsoft.com/office/2019/extlst" xmlns:r="http://schemas.openxmlformats.org/officeDocument/2006/relationships" xmlns:m="http://schemas.openxmlformats.org/officeDocument/2006/math" xmlns:v="urn:schemas-microsoft-com:vml" xmlns:wp14="http://schemas.microsoft.com/office/word/2010/wordprocessingDrawing" xmlns:wp="http://schemas.openxmlformats.org/drawingml/2006/wordprocessingDrawing" xmlns:w10="urn:schemas-microsoft-com:office:word" xmlns:w="http://schemas.openxmlformats.org/wordprocessingml/2006/main" xmlns:w14="http://schemas.microsoft.com/office/word/2010/wordml" xmlns:w15="http://schemas.microsoft.com/office/word/2012/wordml" xmlns:w16cex="http://schemas.microsoft.com/office/word/2018/wordml/cex" xmlns:w16cid="http://schemas.microsoft.com/office/word/2016/wordml/cid" xmlns:w16="http://schemas.microsoft.com/office/word/2018/wordml" xmlns:w16du="http://schemas.microsoft.com/office/word/2023/wordml/word16du" xmlns:w16sdtdh="http://schemas.microsoft.com/office/word/2020/wordml/sdtdatahash" xmlns:w16sdtfl="http://schemas.microsoft.com/office/word/2024/wordml/sdtformatlock" xmlns:w16se="http://schemas.microsoft.com/office/word/2015/wordml/symex" xmlns:wpg="http://schemas.microsoft.com/office/word/2010/wordprocessingGroup" xmlns:wpi="http://schemas.microsoft.com/office/word/2010/wordprocessingInk" xmlns:wne="http://schemas.microsoft.com/office/word/2006/wordml" xmlns:wps="http://schemas.microsoft.com/office/word/2010/wordprocessingShape" mc:Ignorable="w14 w15 w16se w16cid w16 w16cex w16sdtdh w16sdtfl w16du wp14">
+<w:document xmlns:wpc="http://schemas.microsoft.com/office/word/2010/wordprocessingCanvas" xmlns:cx="http://schemas.microsoft.com/office/drawing/2014/chartex" xmlns:cx1="http://schemas.microsoft.com/office/drawing/2015/9/8/chartex" xmlns:cx2="http://schemas.microsoft.com/office/drawing/2015/10/21/chartex" xmlns:cx3="http://schemas.microsoft.com/office/drawing/2016/5/9/chartex" xmlns:cx4="http://schemas.microsoft.com/office/drawing/2016/5/10/chartex" xmlns:cx5="http://schemas.microsoft.com/office/drawing/2016/5/11/chartex" xmlns:cx6="http://schemas.microsoft.com/office/drawing/2016/5/12/chartex" xmlns:cx7="http://schemas.microsoft.com/office/drawing/2016/5/13/chartex" xmlns:cx8="http://schemas.microsoft.com/office/drawing/2016/5/14/chartex" xmlns:mc="http://schemas.openxmlformats.org/markup-compatibility/2006" xmlns:aink="http://schemas.microsoft.com/office/drawing/2016/ink" xmlns:am3d="http://schemas.microsoft.com/office/drawing/2017/model3d" xmlns:o="urn:schemas-microsoft-com:office:office" xmlns:oel="http://schemas.microsoft.com/office/2019/extlst" xmlns:r="http://schemas.openxmlformats.org/officeDocument/2006/relationships" xmlns:m="http://schemas.openxmlformats.org/officeDocument/2006/math" xmlns:v="urn:schemas-microsoft-com:vml" xmlns:wp14="http://schemas.microsoft.com/office/word/2010/wordprocessingDrawing" xmlns:wp="http://schemas.openxmlformats.org/drawingml/2006/wordprocessingDrawing" xmlns:w10="urn:schemas-microsoft-com:office:word" xmlns:w="http://schemas.openxmlformats.org/wordprocessingml/2006/main" xmlns:w14="http://schemas.microsoft.com/office/word/2010/wordml" xmlns:w15="http://schemas.microsoft.com/office/word/2012/wordml" xmlns:w16cei="http://schemas.microsoft.com/office/word/2026/wordml/cei" xmlns:w16cex="http://schemas.microsoft.com/office/word/2018/wordml/cex" xmlns:w16cid="http://schemas.microsoft.com/office/word/2016/wordml/cid" xmlns:w16="http://schemas.microsoft.com/office/word/2018/wordml" xmlns:w16du="http://schemas.microsoft.com/office/word/2023/wordml/word16du" xmlns:w16sdtdh="http://schemas.microsoft.com/office/word/2020/wordml/sdtdatahash" xmlns:w16sdtfl="http://schemas.microsoft.com/office/word/2024/wordml/sdtformatlock" xmlns:w16se="http://schemas.microsoft.com/office/word/2015/wordml/symex" xmlns:wpg="http://schemas.microsoft.com/office/word/2010/wordprocessingGroup" xmlns:wpi="http://schemas.microsoft.com/office/word/2010/wordprocessingInk" xmlns:wne="http://schemas.microsoft.com/office/word/2006/wordml" xmlns:wps="http://schemas.microsoft.com/office/word/2010/wordprocessingShape" mc:Ignorable="w14 w15 w16se w16cid w16 w16cex w16sdtdh w16sdtfl w16du wp14">
   <w:body>
     <w:p>
       <w:pPr>
@@ -225,7 +225,7 @@
           <w:bCs/>
           <w:color w:val="000000" w:themeColor="text1"/>
         </w:rPr>
-        <w:t xml:space="preserve">Société Anonyme ayant son siège social au 1231, Avenue du Mondial 98, 34000 Montpellier, immatriculée au Registre du Commerce et des Sociétés de Montpellier sous le numéro 452 479 504, représentée par Stephen Armand, Directeur Général,</w:t>
+        <w:t>Société Anonyme ayant son siège social au 1231, Avenue du Mondial 98, 34000 Montpellier, immatriculée au Registre du Commerce et des Sociétés de Montpellier sous le numéro 452 479 504, représentée par Stephen Armand, Directeur Général,</w:t>
       </w:r>
     </w:p>
     <w:p>
@@ -421,7 +421,7 @@
           <w:rFonts w:ascii="Inter regular" w:hAnsi="Inter regular" w:cs="Poppins"/>
           <w:color w:val="000000" w:themeColor="text1"/>
         </w:rPr>
-        <w:t xml:space="preserve">Ci-après dénommé le « Site Pilote »,</w:t>
+        <w:t>Ci-après dénommé le « Site Pilote »,</w:t>
       </w:r>
     </w:p>
     <w:p>
@@ -494,7 +494,7 @@
           <w:rFonts w:ascii="Inter regular" w:hAnsi="Inter regular" w:cs="Poppins"/>
           <w:color w:val="000000" w:themeColor="text1"/>
         </w:rPr>
-        <w:t xml:space="preserve">Intrasense et sa Société Affiliée Guerbet, ont conçu et développé un algorithme d’intelligence artificielle nommé « DUOnco™ Pancreas » destiné à être utilisé par des professionnels de santé qualifiés pour l’analyse d’images médicales dans le cadre de la détection précoce du cancer du pancréas (ci-après, le « Logiciel »).  Le Logiciel constitue un dispositif médical au sens du Règlement UE 2017/745. Intrasense, en qualité de fabricant, en a obtenu le marquage CE en août 2025 aux fins de sa mise sur le marché.</w:t>
+        <w:t>Intrasense et sa Société Affiliée Guerbet, ont conçu et développé un algorithme d’intelligence artificielle nommé « DUOnco™ Pancreas » destiné à être utilisé par des professionnels de santé qualifiés pour l’analyse d’images médicales dans le cadre de la détection précoce du cancer du pancréas (ci-après, le « Logiciel »).  Le Logiciel constitue un dispositif médical au sens du Règlement UE 2017/745. Intrasense, en qualité de fabricant, en a obtenu le marquage CE en août 2025 aux fins de sa mise sur le marché.</w:t>
       </w:r>
     </w:p>
     <w:p>
@@ -511,7 +511,7 @@
           <w:rFonts w:ascii="Inter regular" w:hAnsi="Inter regular" w:cs="Poppins"/>
           <w:color w:val="000000" w:themeColor="text1"/>
         </w:rPr>
-        <w:t xml:space="preserve">Aux fins d’optimiser ses fonctionnalités, son utilisabilité et son intégration clinique, Intrasense souhaite évaluer le Logiciel dans des conditions réelles d’utilisation clinique, en mode collaboratif avec des utilisateurs disposant d’une pratique clinique et d’une organisation adaptée.</w:t>
+        <w:t>Aux fins d’optimiser ses fonctionnalités, son utilisabilité et son intégration clinique, Intrasense souhaite évaluer le Logiciel dans des conditions réelles d’utilisation clinique, en mode collaboratif avec des utilisateurs disposant d’une pratique clinique et d’une organisation adaptée.</w:t>
       </w:r>
     </w:p>
     <w:p>
@@ -529,8 +529,14 @@
           <w:color w:val="000000" w:themeColor="text1"/>
         </w:rPr>
         <w:t xml:space="preserve">Le Site Pilote, ayant déclaré disposer des compétences médicales, scientifiques et techniques appropriées, a manifesté son intérêt pour évaluer le Logiciel, suivant une méthodologie définie et pour une durée limitée. L’évaluation consistera, en particulier, à apprécier, son intégration dans le </w:t>
+      </w:r>
+      <w:r>
+        <w:rPr>
+          <w:rFonts w:ascii="Inter regular" w:hAnsi="Inter regular" w:cs="Poppins"/>
+          <w:color w:val="000000" w:themeColor="text1"/>
+        </w:rPr>
         <w:lastRenderedPageBreak/>
-        <w:t xml:space="preserve">parcours de soins, son utilisabilité par les utilisateurs et obtenir des retours d’usage en situation réelle (ci-après, le « Projet »).</w:t>
+        <w:t>parcours de soins, son utilisabilité par les utilisateurs et obtenir des retours d’usage en situation réelle (ci-après, le « Projet »).</w:t>
       </w:r>
     </w:p>
     <w:p>
@@ -547,7 +553,7 @@
           <w:rFonts w:ascii="Inter regular" w:hAnsi="Inter regular" w:cs="Poppins"/>
           <w:color w:val="000000" w:themeColor="text1"/>
         </w:rPr>
-        <w:t xml:space="preserve">Les Parties entendent, par la présente convention, définir les conditions juridiques, techniques et organisationnelles de leur collaboration, pour la réalisation du Projet.</w:t>
+        <w:t>Les Parties entendent, par la présente convention, définir les conditions juridiques, techniques et organisationnelles de leur collaboration, pour la réalisation du Projet.</w:t>
       </w:r>
     </w:p>
     <w:p>
@@ -644,7 +650,7 @@
         <w:rPr>
           <w:rFonts w:ascii="Inter regular" w:hAnsi="Inter regular"/>
         </w:rPr>
-        <w:t xml:space="preserve"> » désigne les informations, savoir-faire, inventions, technologies, acquis ou développés, par Intrasense ou par le Site Pilote, avant la date d’entrée en vigueur de la Convention ou indépendamment de celle-ci, et qui sont mises à disposition de l’autre Partie aux fins du Projet.</w:t>
+        <w:t> » désigne les informations, savoir-faire, inventions, technologies, acquis ou développés, par Intrasense ou par le Site Pilote, avant la date d’entrée en vigueur de la Convention ou indépendamment de celle-ci, et qui sont mises à disposition de l’autre Partie aux fins du Projet.</w:t>
       </w:r>
     </w:p>
     <w:p>
@@ -702,7 +708,7 @@
         <w:rPr>
           <w:rFonts w:ascii="Inter regular" w:hAnsi="Inter regular"/>
         </w:rPr>
-        <w:t xml:space="preserve"> » désigne une personne physique ayant fait ou faisant l’objet d’un examen d’imagerie médicale par le Site Pilote.</w:t>
+        <w:t> » désigne une personne physique ayant fait ou faisant l’objet d’un examen d’imagerie médicale par le Site Pilote.</w:t>
       </w:r>
     </w:p>
     <w:p>
@@ -731,7 +737,7 @@
         <w:rPr>
           <w:rFonts w:ascii="Inter regular" w:hAnsi="Inter regular"/>
         </w:rPr>
-        <w:t xml:space="preserve"> » désigne les référents de chaque Partie, tels qu’identifiés à l’Annexe 1.</w:t>
+        <w:t> » désigne les référents de chaque Partie, tels qu’identifiés à l’Annexe 1.</w:t>
       </w:r>
     </w:p>
     <w:p>
@@ -760,7 +766,7 @@
         <w:rPr>
           <w:rFonts w:ascii="Inter regular" w:hAnsi="Inter regular"/>
         </w:rPr>
-        <w:t xml:space="preserve">» d</w:t>
+        <w:t>» d</w:t>
       </w:r>
       <w:r>
         <w:rPr>
@@ -772,7 +778,7 @@
         <w:rPr>
           <w:rFonts w:ascii="Inter regular" w:hAnsi="Inter regular"/>
         </w:rPr>
-        <w:t xml:space="preserve">signe les donn</w:t>
+        <w:t>signe les donn</w:t>
       </w:r>
       <w:r>
         <w:rPr>
@@ -808,7 +814,7 @@
         <w:rPr>
           <w:rFonts w:ascii="Inter regular" w:hAnsi="Inter regular"/>
         </w:rPr>
-        <w:t xml:space="preserve">ments générés par le Site Pilote dans le cadre de l</w:t>
+        <w:t>ments générés par le Site Pilote dans le cadre de l</w:t>
       </w:r>
       <w:r>
         <w:rPr>
@@ -832,7 +838,7 @@
         <w:rPr>
           <w:rFonts w:ascii="Inter regular" w:hAnsi="Inter regular"/>
         </w:rPr>
-        <w:t xml:space="preserve">cution du Projet, à l’exclusion des éventuelles Publications, notamment</w:t>
+        <w:t>cution du Projet, à l’exclusion des éventuelles Publications, notamment</w:t>
       </w:r>
       <w:r>
         <w:rPr>
@@ -859,7 +865,7 @@
         <w:rPr>
           <w:rFonts w:ascii="Inter regular" w:hAnsi="Inter regular"/>
         </w:rPr>
-        <w:t xml:space="preserve">(i) les questionnaires complétés ;</w:t>
+        <w:t>(i) les questionnaires complétés ;</w:t>
       </w:r>
     </w:p>
     <w:p>
@@ -874,7 +880,7 @@
         <w:rPr>
           <w:rFonts w:ascii="Inter regular" w:hAnsi="Inter regular"/>
         </w:rPr>
-        <w:t xml:space="preserve">(ii) les rapports d’utilisation, intermédiaires ou définitifs, incluant toute analyse, observation, conclusion, recommandation ou retour d’expérience ;</w:t>
+        <w:t>(ii) les rapports d’utilisation, intermédiaires ou définitifs, incluant toute analyse, observation, conclusion, recommandation ou retour d’expérience ;</w:t>
       </w:r>
     </w:p>
     <w:p>
@@ -889,7 +895,7 @@
         <w:rPr>
           <w:rFonts w:ascii="Inter regular" w:hAnsi="Inter regular"/>
         </w:rPr>
-        <w:t xml:space="preserve">(iii) tout support écrit ou vidéo, réalisé dans le cadre du Projet et destiné à être utilisé par Intrasense à des fins commerciales ou de communication institutionnelle.</w:t>
+        <w:t>(iii) tout support écrit ou vidéo, réalisé dans le cadre du Projet et destiné à être utilisé par Intrasense à des fins commerciales ou de communication institutionnelle.</w:t>
       </w:r>
     </w:p>
     <w:p>
@@ -979,7 +985,7 @@
           <w:sz w:val="22"/>
           <w:szCs w:val="22"/>
         </w:rPr>
-        <w:t xml:space="preserve">2.1 DESCRIPTION DU PROJET</w:t>
+        <w:t>2.1 DESCRIPTION DU PROJET</w:t>
       </w:r>
     </w:p>
     <w:p>
@@ -994,7 +1000,7 @@
         <w:rPr>
           <w:rFonts w:ascii="Inter regular" w:hAnsi="Inter regular"/>
         </w:rPr>
-        <w:t xml:space="preserve">Le contenu du Projet et ses objectifs figurent en Annexe 1.</w:t>
+        <w:t>Le contenu du Projet et ses objectifs figurent en Annexe 1.</w:t>
       </w:r>
     </w:p>
     <w:p>
@@ -1019,7 +1025,7 @@
           <w:sz w:val="22"/>
           <w:szCs w:val="22"/>
         </w:rPr>
-        <w:t xml:space="preserve">2.2 LIEU D’EXECUTION DU PROJET</w:t>
+        <w:t>2.2 LIEU D’EXECUTION DU PROJET</w:t>
       </w:r>
     </w:p>
     <w:p>
@@ -1034,7 +1040,7 @@
         <w:rPr>
           <w:rFonts w:ascii="Inter regular" w:hAnsi="Inter regular"/>
         </w:rPr>
-        <w:t xml:space="preserve">Le Projet se déroulera dans les locaux du Site Pilote désignés en Annexe 1 (le « Centre »). Sous réserve de l’accord préalable de la Personne Référente du Site Pilote, une partie du personnel d’Intrasense pourra être présente au sein des locaux du Centre au cours du Projet, notamment pour conseiller le personnel désigné par le Site Pilote sur l’utilisation du Logiciel ou l’interprétation de ses données de sortie. Le cas échéant, Intrasense se conformera à ses règles en matière d’hygiène et de sécurité, et à toute consigne donnée par la Personne Référente du Site Pilote.</w:t>
+        <w:t>Le Projet se déroulera dans les locaux du Site Pilote désignés en Annexe 1 (le « Centre »). Sous réserve de l’accord préalable de la Personne Référente du Site Pilote, une partie du personnel d’Intrasense pourra être présente au sein des locaux du Centre au cours du Projet, notamment pour conseiller le personnel désigné par le Site Pilote sur l’utilisation du Logiciel ou l’interprétation de ses données de sortie. Le cas échéant, Intrasense se conformera à ses règles en matière d’hygiène et de sécurité, et à toute consigne donnée par la Personne Référente du Site Pilote.</w:t>
       </w:r>
     </w:p>
     <w:p>
@@ -1092,7 +1098,7 @@
         <w:rPr>
           <w:rFonts w:ascii="Inter" w:hAnsi="Inter"/>
         </w:rPr>
-        <w:t xml:space="preserve">Les Personnes Référentes pour l’exécution opérationnelle du Projet sont désignées en Annexe 1.</w:t>
+        <w:t>Les Personnes Référentes pour l’exécution opérationnelle du Projet sont désignées en Annexe 1.</w:t>
       </w:r>
     </w:p>
     <w:p>
@@ -1150,7 +1156,7 @@
         <w:rPr>
           <w:rFonts w:ascii="Inter regular" w:hAnsi="Inter regular"/>
         </w:rPr>
-        <w:t xml:space="preserve">Le comité de suivi est composé des Personnes Référentes de chaque Partie, assisté de toute personne qu’elles jugeront utiles, sous réserve de leur respect des obligations de confidentialité définies à l’Article 8.</w:t>
+        <w:t>Le comité de suivi est composé des Personnes Référentes de chaque Partie, assisté de toute personne qu’elles jugeront utiles, sous réserve de leur respect des obligations de confidentialité définies à l’Article 8.</w:t>
       </w:r>
     </w:p>
     <w:p>
@@ -1185,7 +1191,7 @@
         <w:rPr>
           <w:rFonts w:ascii="Inter regular" w:hAnsi="Inter regular"/>
         </w:rPr>
-        <w:t xml:space="preserve">assure le bon déroulement des étapes du Projet ;</w:t>
+        <w:t>assure le bon déroulement des étapes du Projet ;</w:t>
       </w:r>
     </w:p>
     <w:p>
@@ -1205,7 +1211,7 @@
         <w:rPr>
           <w:rFonts w:ascii="Inter regular" w:hAnsi="Inter regular"/>
         </w:rPr>
-        <w:t xml:space="preserve">ajuste, en cas de besoin, les objectifs du Projet ;</w:t>
+        <w:t>ajuste, en cas de besoin, les objectifs du Projet ;</w:t>
       </w:r>
     </w:p>
     <w:p>
@@ -1245,7 +1251,7 @@
         <w:rPr>
           <w:rFonts w:ascii="Inter regular" w:hAnsi="Inter regular"/>
         </w:rPr>
-        <w:t xml:space="preserve">traite les difficultés éventuellement rencontrées.</w:t>
+        <w:t>traite les difficultés éventuellement rencontrées.</w:t>
       </w:r>
     </w:p>
     <w:p>
@@ -1275,7 +1281,7 @@
         <w:rPr>
           <w:rFonts w:ascii="Inter regular" w:hAnsi="Inter regular"/>
         </w:rPr>
-        <w:t xml:space="preserve">A l’issue de chacune des réunions du Comité de Suivi, un compte-rendu de suivi sera rédigé par la Personne Référente du Site Pilote dans les sept (7) jours suivant la réunion, puis approuvé par Intrasense dans les sept (7) jours suivant sa réception.</w:t>
+        <w:t>A l’issue de chacune des réunions du Comité de Suivi, un compte-rendu de suivi sera rédigé par la Personne Référente du Site Pilote dans les sept (7) jours suivant la réunion, puis approuvé par Intrasense dans les sept (7) jours suivant sa réception.</w:t>
       </w:r>
     </w:p>
     <w:p>
@@ -1307,11 +1313,30 @@
       <w:pPr>
         <w:spacing w:before="240" w:line="276" w:lineRule="auto"/>
         <w:jc w:val="both"/>
+        <w:rPr>
+          <w:rFonts w:ascii="Inter regular" w:eastAsia="SimSun" w:hAnsi="Inter regular" w:cs="Arial" w:hint="eastAsia"/>
+          <w:color w:val="000000"/>
+          <w14:ligatures w14:val="none"/>
+        </w:rPr>
+      </w:pPr>
+      <w:r>
         <w:rPr>
           <w:rFonts w:ascii="Inter regular" w:eastAsia="SimSun" w:hAnsi="Inter regular" w:cs="Arial"/>
           <w:color w:val="000000"/>
           <w14:ligatures w14:val="none"/>
         </w:rPr>
+        <w:t>Chaque Partie supporte seule les coûts qu'elle engage pour la mise en œuvre de ses obligations au titre de la Convention, notamment les frais de personnel, d'équipement, de maintenance et de conformité réglementaire, conformément aux apports définis à l'Annexe 1, article 1.3.</w:t>
+      </w:r>
+    </w:p>
+    <w:p>
+      <w:pPr>
+        <w:spacing w:before="240" w:line="276" w:lineRule="auto"/>
+        <w:jc w:val="both"/>
+        <w:rPr>
+          <w:rFonts w:ascii="Inter regular" w:eastAsia="SimSun" w:hAnsi="Inter regular" w:cs="Arial" w:hint="eastAsia"/>
+          <w:color w:val="000000"/>
+          <w14:ligatures w14:val="none"/>
+        </w:rPr>
       </w:pPr>
       <w:r>
         <w:rPr>
@@ -1319,18 +1344,38 @@
           <w:color w:val="000000"/>
           <w14:ligatures w14:val="none"/>
         </w:rPr>
-        <w:t>Chaque Partie supporte seule les coûts qu'elle engage pour la mise en œuvre de ses obligations au titre de la Convention, notamment les frais de personnel, d'équipement, de maintenance et de conformité réglementaire, conformément aux apports définis à l'Annexe 1, article 1.3.</w:t>
+        <w:t>En particulier, le Site Pilote prend en charge l'ensemble des coûts matériels et techniques liés à la mise en conformité de son infrastructure informatique nécessaire au déploiement et au fonctionnement du Logiciel, notamment les coûts de serveur, de machines virtuelles, de déclaration d'AET et d'intégration au PACS.</w:t>
       </w:r>
     </w:p>
     <w:p>
       <w:pPr>
         <w:spacing w:before="240" w:line="276" w:lineRule="auto"/>
         <w:jc w:val="both"/>
+        <w:rPr>
+          <w:rFonts w:ascii="Inter regular" w:eastAsia="SimSun" w:hAnsi="Inter regular" w:cs="Arial" w:hint="eastAsia"/>
+          <w:color w:val="000000"/>
+          <w14:ligatures w14:val="none"/>
+        </w:rPr>
+      </w:pPr>
+      <w:r>
         <w:rPr>
           <w:rFonts w:ascii="Inter regular" w:eastAsia="SimSun" w:hAnsi="Inter regular" w:cs="Arial"/>
           <w:color w:val="000000"/>
           <w14:ligatures w14:val="none"/>
         </w:rPr>
+        <w:lastRenderedPageBreak/>
+        <w:t>La Convention est conclue à titre gratuit et ne donne lieu à aucune rémunération, compensation ou avantage financier, direct ou indirect.</w:t>
+      </w:r>
+    </w:p>
+    <w:p>
+      <w:pPr>
+        <w:spacing w:before="240" w:line="276" w:lineRule="auto"/>
+        <w:jc w:val="both"/>
+        <w:rPr>
+          <w:rFonts w:ascii="Inter regular" w:eastAsia="SimSun" w:hAnsi="Inter regular" w:cs="Arial" w:hint="eastAsia"/>
+          <w:color w:val="000000"/>
+          <w14:ligatures w14:val="none"/>
+        </w:rPr>
       </w:pPr>
       <w:r>
         <w:rPr>
@@ -1338,7 +1383,7 @@
           <w:color w:val="000000"/>
           <w14:ligatures w14:val="none"/>
         </w:rPr>
-        <w:t>En particulier, le Site Pilote prend en charge l'ensemble des coûts matériels et techniques liés à la mise en conformité de son infrastructure informatique nécessaire au déploiement et au fonctionnement du Logiciel, notamment les coûts de serveur, de machines virtuelles, de déclaration d'AET et d'intégration au PACS.</w:t>
+        <w:t>La Convention ne saurait être interprétée comme constituant une forme de sollicitation ou d'incitation commerciale.</w:t>
       </w:r>
     </w:p>
     <w:p>
@@ -1346,46 +1391,7 @@
         <w:spacing w:before="240" w:line="276" w:lineRule="auto"/>
         <w:jc w:val="both"/>
         <w:rPr>
-          <w:rFonts w:ascii="Inter regular" w:eastAsia="SimSun" w:hAnsi="Inter regular" w:cs="Arial"/>
-          <w:color w:val="000000"/>
-          <w14:ligatures w14:val="none"/>
-        </w:rPr>
-      </w:pPr>
-      <w:r>
-        <w:rPr>
-          <w:rFonts w:ascii="Inter regular" w:eastAsia="SimSun" w:hAnsi="Inter regular" w:cs="Arial"/>
-          <w:color w:val="000000"/>
-          <w14:ligatures w14:val="none"/>
-        </w:rPr>
-        <w:lastRenderedPageBreak/>
-        <w:t>La Convention est conclue à titre gratuit et ne donne lieu à aucune rémunération, compensation ou avantage financier, direct ou indirect.</w:t>
-      </w:r>
-    </w:p>
-    <w:p>
-      <w:pPr>
-        <w:spacing w:before="240" w:line="276" w:lineRule="auto"/>
-        <w:jc w:val="both"/>
-        <w:rPr>
-          <w:rFonts w:ascii="Inter regular" w:eastAsia="SimSun" w:hAnsi="Inter regular" w:cs="Arial"/>
-          <w:color w:val="000000"/>
-          <w14:ligatures w14:val="none"/>
-        </w:rPr>
-      </w:pPr>
-      <w:r>
-        <w:rPr>
-          <w:rFonts w:ascii="Inter regular" w:eastAsia="SimSun" w:hAnsi="Inter regular" w:cs="Arial"/>
-          <w:color w:val="000000"/>
-          <w14:ligatures w14:val="none"/>
-        </w:rPr>
-        <w:t>La Convention ne saurait être interprétée comme constituant une forme de sollicitation ou d'incitation commerciale.</w:t>
-      </w:r>
-    </w:p>
-    <w:p>
-      <w:pPr>
-        <w:spacing w:before="240" w:line="276" w:lineRule="auto"/>
-        <w:jc w:val="both"/>
-        <w:rPr>
-          <w:rFonts w:ascii="Inter regular" w:eastAsia="SimSun" w:hAnsi="Inter regular" w:cs="Arial"/>
+          <w:rFonts w:ascii="Inter regular" w:eastAsia="SimSun" w:hAnsi="Inter regular" w:cs="Arial" w:hint="eastAsia"/>
           <w:color w:val="000000"/>
           <w14:ligatures w14:val="none"/>
         </w:rPr>
@@ -1473,7 +1479,7 @@
           <w:color w:val="000000" w:themeColor="text1"/>
           <w:lang w:eastAsia="ja-JP"/>
         </w:rPr>
-        <w:t xml:space="preserve">Chaque Partie demeure seule responsable de la sélection, de la désignation et de la disponibilité du personnel qu’elle affecte à la réalisation du Projet. Chaque Partie garantit que le personnel ainsi affecté dispose des qualifications, compétences et habilitations nécessaires pour exécuter les tâches qui lui sont confiées conformément aux objectifs du Projet.</w:t>
+        <w:t>Chaque Partie demeure seule responsable de la sélection, de la désignation et de la disponibilité du personnel qu’elle affecte à la réalisation du Projet. Chaque Partie garantit que le personnel ainsi affecté dispose des qualifications, compétences et habilitations nécessaires pour exécuter les tâches qui lui sont confiées conformément aux objectifs du Projet.</w:t>
       </w:r>
     </w:p>
     <w:p>
@@ -1523,7 +1529,7 @@
           <w:szCs w:val="22"/>
           <w:lang w:eastAsia="ja-JP"/>
         </w:rPr>
-        <w:t xml:space="preserve">3.2  OBLIGATIONS FINANCIERES</w:t>
+        <w:t>3.2  OBLIGATIONS FINANCIERES</w:t>
       </w:r>
     </w:p>
     <w:p>
@@ -1577,7 +1583,7 @@
           <w:szCs w:val="22"/>
           <w:lang w:eastAsia="ja-JP"/>
         </w:rPr>
-        <w:t xml:space="preserve">3.3  CONFORMITE DU LOGICIEL</w:t>
+        <w:t>3.3  CONFORMITE DU LOGICIEL</w:t>
       </w:r>
     </w:p>
     <w:p>
@@ -1598,7 +1604,7 @@
           <w:color w:val="000000" w:themeColor="text1"/>
           <w:lang w:eastAsia="ja-JP"/>
         </w:rPr>
-        <w:t xml:space="preserve">Intrasense s’assurera de la conformité réglementaire du Logiciel, et de son respect des normes et référentiels applicables en matière de dispositifs médicaux.</w:t>
+        <w:t>Intrasense s’assurera de la conformité réglementaire du Logiciel, et de son respect des normes et référentiels applicables en matière de dispositifs médicaux.</w:t>
       </w:r>
     </w:p>
     <w:p>
@@ -1627,7 +1633,7 @@
           <w:szCs w:val="22"/>
           <w:lang w:eastAsia="ja-JP"/>
         </w:rPr>
-        <w:t xml:space="preserve">3.4  UTILISATION DU LOGICIEL</w:t>
+        <w:t>3.4  UTILISATION DU LOGICIEL</w:t>
       </w:r>
     </w:p>
     <w:p>
@@ -1673,7 +1679,7 @@
         <w:rPr>
           <w:rFonts w:ascii="Inter regular" w:hAnsi="Inter regular"/>
         </w:rPr>
-        <w:t xml:space="preserve">Le Site Pilote utilisera le Logiciel exclusivement sur une station de travail dédiée à son activité professionnelle et connectée à son PACS. Il en assurera une utilisation régulière, dans le cadre d’une pratique clinique courante et conforme à sa destination.</w:t>
+        <w:t>Le Site Pilote utilisera le Logiciel exclusivement sur une station de travail dédiée à son activité professionnelle et connectée à son PACS. Il en assurera une utilisation régulière, dans le cadre d’une pratique clinique courante et conforme à sa destination.</w:t>
       </w:r>
     </w:p>
     <w:p>
@@ -1730,7 +1736,7 @@
           <w:szCs w:val="22"/>
           <w:lang w:eastAsia="ja-JP"/>
         </w:rPr>
-        <w:t xml:space="preserve">3.5 SUPPORT ET MAINTENANCE DU LOGICIEL</w:t>
+        <w:t>3.5 SUPPORT ET MAINTENANCE DU LOGICIEL</w:t>
       </w:r>
     </w:p>
     <w:p>
@@ -1745,7 +1751,7 @@
         <w:rPr>
           <w:rFonts w:ascii="Inter regular" w:hAnsi="Inter regular"/>
         </w:rPr>
-        <w:t xml:space="preserve">Intrasense assiste le Site Pilote en cas de difficulté d’utilisation et/ou de résolutions d’anomalies dans les conditions décrites en Annexe 2.</w:t>
+        <w:t>Intrasense assiste le Site Pilote en cas de difficulté d’utilisation et/ou de résolutions d’anomalies dans les conditions décrites en Annexe 2.</w:t>
       </w:r>
     </w:p>
     <w:p>
@@ -1761,7 +1767,7 @@
           <w:rFonts w:ascii="Inter regular" w:hAnsi="Inter regular"/>
         </w:rPr>
         <w:lastRenderedPageBreak/>
-        <w:t xml:space="preserve">En cas de difficulté technique, le Site Pilote intervient sur les matériels concernés, avec l’assistance d’Intrasense fournie à distance (courriel, téléphone ou télémaintenance). Par dérogation à l’Annexe 2, une (1) intervention sur site effectuée par Intrasense est incluse dans la Convention. Toute intervention sur site supplémentaire sera soumise à l'accord préalable des Parties.</w:t>
+        <w:t>En cas de difficulté technique, le Site Pilote intervient sur les matériels concernés, avec l’assistance d’Intrasense fournie à distance (courriel, téléphone ou télémaintenance). Par dérogation à l’Annexe 2, une (1) intervention sur site effectuée par Intrasense est incluse dans la Convention. Toute intervention sur site supplémentaire sera soumise à l'accord préalable des Parties.</w:t>
       </w:r>
     </w:p>
     <w:p>
@@ -1813,7 +1819,7 @@
           <w:rFonts w:ascii="Inter regular" w:hAnsi="Inter regular"/>
           <w:color w:val="000000" w:themeColor="text1"/>
         </w:rPr>
-        <w:t xml:space="preserve">Le cas échéant, le Site Pilote signale sans délai à Intrasense (</w:t>
+        <w:t>Le cas échéant, le Site Pilote signale sans délai à Intrasense (</w:t>
       </w:r>
       <w:hyperlink r:id="rId8" w:history="1">
         <w:r>
@@ -1829,7 +1835,7 @@
           <w:rFonts w:ascii="Inter regular" w:hAnsi="Inter regular"/>
           <w:color w:val="000000" w:themeColor="text1"/>
         </w:rPr>
-        <w:t xml:space="preserve">) tout problème de sécurité, c'est-à-dire toute information de sécurité inattendue potentiellement causée par le Logiciel pouvant correspondre à des signaux potentiels ou à des problèmes de sécurité émergents.</w:t>
+        <w:t>) tout problème de sécurité, c'est-à-dire toute information de sécurité inattendue potentiellement causée par le Logiciel pouvant correspondre à des signaux potentiels ou à des problèmes de sécurité émergents.</w:t>
       </w:r>
     </w:p>
     <w:p>
@@ -1890,6 +1896,16 @@
           <w:szCs w:val="22"/>
         </w:rPr>
         <w:t>5.1</w:t>
+      </w:r>
+      <w:r>
+        <w:rPr>
+          <w:rFonts w:ascii="Inter Medium" w:hAnsi="Inter Medium" w:cs="Arial"/>
+          <w:b/>
+          <w:bCs/>
+          <w:color w:val="0070C0"/>
+          <w:sz w:val="22"/>
+          <w:szCs w:val="22"/>
+        </w:rPr>
         <w:tab/>
         <w:t>PROPRIETE DES CONNAISSANCES PROPRES</w:t>
       </w:r>
@@ -1951,6 +1967,16 @@
           <w:szCs w:val="22"/>
         </w:rPr>
         <w:t xml:space="preserve">5.2 </w:t>
+      </w:r>
+      <w:r>
+        <w:rPr>
+          <w:rFonts w:ascii="Inter Medium" w:hAnsi="Inter Medium" w:cs="Arial"/>
+          <w:b/>
+          <w:bCs/>
+          <w:color w:val="0070C0"/>
+          <w:sz w:val="22"/>
+          <w:szCs w:val="22"/>
+        </w:rPr>
         <w:tab/>
         <w:t>PROPRIETE DES RESULTATS</w:t>
       </w:r>
@@ -1969,7 +1995,7 @@
           <w:rFonts w:ascii="Inter regular" w:hAnsi="Inter regular" w:cs="Arial"/>
           <w:color w:val="000000" w:themeColor="text1"/>
         </w:rPr>
-        <w:t xml:space="preserve">Le Site Pilote cède à Intrasense, à titre exclusif, l’intégralité des droits patrimoniaux de propriété intellectuelle afférents aux Résultats.</w:t>
+        <w:t>Le Site Pilote cède à Intrasense, à titre exclusif, l’intégralité des droits patrimoniaux de propriété intellectuelle afférents aux Résultats.</w:t>
       </w:r>
     </w:p>
     <w:p>
@@ -2111,7 +2137,7 @@
           <w:color w:val="000000" w:themeColor="text1"/>
         </w:rPr>
         <w:lastRenderedPageBreak/>
-        <w:t xml:space="preserve">Le Site Pilote garantit que les Résultats ne contiennent aucun élément susceptible de porter atteinte aux droits de tiers. Il garantit également que les membres de son personnel ou toute personne intervenant pour son compte ont renoncé ou renonceront à exercer leurs droits moraux dans toute la mesure permise par la loi, afin de permettre l’exploitation pleine et entière des Résultats par Intrasense</w:t>
+        <w:t>Le Site Pilote garantit que les Résultats ne contiennent aucun élément susceptible de porter atteinte aux droits de tiers. Il garantit également que les membres de son personnel ou toute personne intervenant pour son compte ont renoncé ou renonceront à exercer leurs droits moraux dans toute la mesure permise par la loi, afin de permettre l’exploitation pleine et entière des Résultats par Intrasense</w:t>
       </w:r>
     </w:p>
     <w:p>
@@ -2170,7 +2196,7 @@
           <w:rFonts w:ascii="Inter regular" w:hAnsi="Inter regular" w:cs="Arial"/>
           <w:color w:val="000000" w:themeColor="text1"/>
         </w:rPr>
-        <w:t xml:space="preserve">Lorsque la réalisation des Résultats implique la création de témoignages écrits, photographiques ou vidéo comportant l’image, la voix ou toute donnée permettant d’identifier un membre du personnel du Site Pilote, celui</w:t>
+        <w:t>Lorsque la réalisation des Résultats implique la création de témoignages écrits, photographiques ou vidéo comportant l’image, la voix ou toute donnée permettant d’identifier un membre du personnel du Site Pilote, celui</w:t>
       </w:r>
       <w:r>
         <w:rPr>
@@ -2285,7 +2311,7 @@
           <w:rFonts w:ascii="Inter regular" w:hAnsi="Inter regular" w:cs="Arial"/>
           <w:color w:val="000000" w:themeColor="text1"/>
         </w:rPr>
-        <w:t xml:space="preserve">Le Site Pilote concède, ou fait concéder par les personnes concernées, à Intrasense une autorisation entièrement cessible, gratuite, mondiale et pour la durée légale de protection, d’utiliser et de diffuser leur image, leur voix et leurs propos :</w:t>
+        <w:t>Le Site Pilote concède, ou fait concéder par les personnes concernées, à Intrasense une autorisation entièrement cessible, gratuite, mondiale et pour la durée légale de protection, d’utiliser et de diffuser leur image, leur voix et leurs propos :</w:t>
       </w:r>
     </w:p>
     <w:p>
@@ -2302,7 +2328,7 @@
           <w:rFonts w:ascii="Inter regular" w:hAnsi="Inter regular" w:cs="Arial"/>
           <w:color w:val="000000" w:themeColor="text1"/>
         </w:rPr>
-        <w:t xml:space="preserve">(a) sur les supports de communication institutionnelle et commerciale d’Intrasense (site web, brochures, vidéos, réseaux professionnels, présentations) ;</w:t>
+        <w:t>(a) sur les supports de communication institutionnelle et commerciale d’Intrasense (site web, brochures, vidéos, réseaux professionnels, présentations) ;</w:t>
       </w:r>
     </w:p>
     <w:p>
@@ -2477,6 +2503,16 @@
           <w:szCs w:val="22"/>
         </w:rPr>
         <w:t>5.4</w:t>
+      </w:r>
+      <w:r>
+        <w:rPr>
+          <w:rFonts w:ascii="Inter Medium" w:hAnsi="Inter Medium" w:cs="Arial"/>
+          <w:b/>
+          <w:bCs/>
+          <w:color w:val="0070C0"/>
+          <w:sz w:val="22"/>
+          <w:szCs w:val="22"/>
+        </w:rPr>
         <w:tab/>
         <w:t>DROIT D’UTILISATION DU LOGICIEL</w:t>
       </w:r>
@@ -2589,8 +2625,13 @@
           <w:rFonts w:ascii="Inter regular" w:hAnsi="Inter regular" w:cstheme="minorHAnsi"/>
         </w:rPr>
         <w:t xml:space="preserve"> Intrasense exonère le Site Pilote et ses Sociétés Affiliées de toute responsabilité en cas d’action ou de réclamation de quelque nature que ce soit eu égard  à la conformité réglementaire du Logiciel, </w:t>
+      </w:r>
+      <w:r>
+        <w:rPr>
+          <w:rFonts w:ascii="Inter regular" w:hAnsi="Inter regular" w:cstheme="minorHAnsi"/>
+        </w:rPr>
         <w:lastRenderedPageBreak/>
-        <w:t xml:space="preserve">à l’utilisation des Résultats, y compris toute réclamation, dommage, perte, frais et dépenses de tiers (y compris les honoraires et débours raisonnables d’avocats, les jugements, les amendes et les montants payés dans le cadre de règlements), découlant ou liés à la négligence ou à l’inconduite délibérée d’Intrasense (y compris ses employés, directeurs ou sous-traitants).</w:t>
+        <w:t>à l’utilisation des Résultats, y compris toute réclamation, dommage, perte, frais et dépenses de tiers (y compris les honoraires et débours raisonnables d’avocats, les jugements, les amendes et les montants payés dans le cadre de règlements), découlant ou liés à la négligence ou à l’inconduite délibérée d’Intrasense (y compris ses employés, directeurs ou sous-traitants).</w:t>
       </w:r>
     </w:p>
     <w:p>
@@ -2652,7 +2693,7 @@
           <w:rFonts w:ascii="Inter regular" w:hAnsi="Inter regular"/>
           <w:color w:val="000000" w:themeColor="text1"/>
         </w:rPr>
-        <w:t xml:space="preserve">Les Parties se conformeront aux obligations légales et réglementaires applicables en matière de protection des données personnelles.</w:t>
+        <w:t>Les Parties se conformeront aux obligations légales et réglementaires applicables en matière de protection des données personnelles.</w:t>
       </w:r>
     </w:p>
     <w:p>
@@ -2669,7 +2710,7 @@
           <w:rFonts w:ascii="Inter regular" w:hAnsi="Inter regular"/>
           <w:color w:val="000000" w:themeColor="text1"/>
         </w:rPr>
-        <w:t xml:space="preserve">Aux seules fins du traitement des cas de matériovigilance et de maintenance du Logiciel, Intrasense pourra être amenée à traiter, en qualité de responsable de traitement, des Données Personnelles du Site Pilote. Les traitements de ces Données sont décrits en Annexe 3.</w:t>
+        <w:t>Aux seules fins du traitement des cas de matériovigilance et de maintenance du Logiciel, Intrasense pourra être amenée à traiter, en qualité de responsable de traitement, des Données Personnelles du Site Pilote. Les traitements de ces Données sont décrits en Annexe 3.</w:t>
       </w:r>
     </w:p>
     <w:p>
@@ -2867,7 +2908,7 @@
           <w:rFonts w:ascii="Inter regular" w:hAnsi="Inter regular"/>
           <w:color w:val="000000" w:themeColor="text1"/>
         </w:rPr>
-        <w:t xml:space="preserve">(d) devoir être divulguées en vertu d’une obligation légale ou d’une décision de justice ;</w:t>
+        <w:t>(d) devoir être divulguées en vertu d’une obligation légale ou d’une décision de justice ;</w:t>
       </w:r>
     </w:p>
     <w:p>
@@ -2936,7 +2977,7 @@
           <w:rFonts w:ascii="Inter regular" w:hAnsi="Inter regular"/>
           <w:color w:val="000000" w:themeColor="text1"/>
         </w:rPr>
-        <w:t xml:space="preserve">La Convention entre en vigueur à compter de la date de la dernière signature et prendra fin au bout de {{DUREE_EVALUATION}}, sauf en cas de résiliation conformément à l'Article 10 « Résiliation ».</w:t>
+        <w:t>La Convention entre en vigueur à compter de la date de la dernière signature et prendra fin au bout de {{DUREE_EVALUATION}}, sauf en cas de résiliation conformément à l'Article 10 « Résiliation ».</w:t>
       </w:r>
     </w:p>
     <w:p>
@@ -3051,7 +3092,7 @@
           <w:rFonts w:ascii="Inter regular" w:eastAsia="Malgun Gothic" w:hAnsi="Inter regular" w:cs="Arial"/>
           <w:color w:val="000000" w:themeColor="text1"/>
         </w:rPr>
-        <w:t xml:space="preserve">en cas de force majeure au sens de l’article 1218 du Code Civil, si ledit évènement persiste trente (30) jours à compter de l’envoi de la notification à l’autre Partie, laquelle notification devra être immédiate.</w:t>
+        <w:t>en cas de force majeure au sens de l’article 1218 du Code Civil, si ledit évènement persiste trente (30) jours à compter de l’envoi de la notification à l’autre Partie, laquelle notification devra être immédiate.</w:t>
       </w:r>
     </w:p>
     <w:p>
@@ -3102,7 +3143,7 @@
           <w:rFonts w:ascii="Inter regular" w:hAnsi="Inter regular"/>
           <w:color w:val="000000" w:themeColor="text1"/>
         </w:rPr>
-        <w:t xml:space="preserve">La cessation ou la résiliation de la Convention, pour quelque cause que ce soit, n’affectera ni n’altérera la validité, la portée ou les effets des stipulations des articles 2, 3, 4, 5, 6, 7, 10, 11, 12 et 16, lesquels survivront à ladite fin et continueront à produire leurs effets conformément à leurs termes.</w:t>
+        <w:t>La cessation ou la résiliation de la Convention, pour quelque cause que ce soit, n’affectera ni n’altérera la validité, la portée ou les effets des stipulations des articles 2, 3, 4, 5, 6, 7, 10, 11, 12 et 16, lesquels survivront à ladite fin et continueront à produire leurs effets conformément à leurs termes.</w:t>
       </w:r>
     </w:p>
     <w:p>
@@ -3263,6 +3304,12 @@
           <w:color w:val="000000" w:themeColor="text1"/>
         </w:rPr>
         <w:t xml:space="preserve">dans le cas où le Site Pilote ferait appel à des membres des professions médicales tels que définis par le Code de la Santé Publique, afin de réaliser le Projet, s’engager à respecter l'ensemble des obligations légales et réglementaires liées à sa collaboration avec des membres des professions médicales, et notamment à respecter les dispositions de l’article </w:t>
+      </w:r>
+      <w:r>
+        <w:rPr>
+          <w:rFonts w:ascii="Inter regular" w:hAnsi="Inter regular"/>
+          <w:color w:val="000000" w:themeColor="text1"/>
+        </w:rPr>
         <w:lastRenderedPageBreak/>
         <w:t>L.1453-3 du Code de la Santé Publique et à vérifier le respect des dispositions de l’article L.4113-9 du Code de la Santé Publique, par les membres des professions médicales et plus largement par ses sous-traitants éventuels participant à la réalisation du Projet.</w:t>
       </w:r>
@@ -3667,7 +3714,7 @@
         <w:rPr>
           <w:rFonts w:ascii="Inter regular" w:eastAsia="Times New Roman" w:hAnsi="Inter regular" w:cs="Arial"/>
         </w:rPr>
-        <w:t xml:space="preserve">Toute communication à caractère promotionnel relative au Logiciel, qu’elle soit réalisée par le Site Pilote ou par Intrasense, devra respecter la réglementation applicable aux dispositifs médicaux et les règles internes de conformité d’Intrasense.</w:t>
+        <w:t>Toute communication à caractère promotionnel relative au Logiciel, qu’elle soit réalisée par le Site Pilote ou par Intrasense, devra respecter la réglementation applicable aux dispositifs médicaux et les règles internes de conformité d’Intrasense.</w:t>
       </w:r>
     </w:p>
     <w:p>
@@ -3767,7 +3814,7 @@
         <w:rPr>
           <w:rFonts w:ascii="Inter regular" w:eastAsia="Times New Roman" w:hAnsi="Inter regular" w:cs="Arial"/>
         </w:rPr>
-        <w:t xml:space="preserve">(iii) la mention des noms des Parties en qualité de partenaires.</w:t>
+        <w:t>(iii) la mention des noms des Parties en qualité de partenaires.</w:t>
       </w:r>
     </w:p>
     <w:p>
@@ -3819,7 +3866,7 @@
         <w:rPr>
           <w:rFonts w:ascii="Inter regular" w:eastAsia="Times New Roman" w:hAnsi="Inter regular" w:cs="Arial"/>
         </w:rPr>
-        <w:t xml:space="preserve">Dans le cadre du Projet, le Site Pilote est libre de produire une publication relative au Logiciel, dans l’objectif de démontrer la valeur ajoutée ou non du Logiciel dans la détection précoce des lésions pancréatiques (la « Publication »).</w:t>
+        <w:t>Dans le cadre du Projet, le Site Pilote est libre de produire une publication relative au Logiciel, dans l’objectif de démontrer la valeur ajoutée ou non du Logiciel dans la détection précoce des lésions pancréatiques (la « Publication »).</w:t>
       </w:r>
     </w:p>
     <w:p>
@@ -3850,7 +3897,7 @@
         <w:rPr>
           <w:rFonts w:ascii="Inter regular" w:eastAsia="Times New Roman" w:hAnsi="Inter regular" w:cs="Arial"/>
         </w:rPr>
-        <w:t xml:space="preserve">Outre ladite exception relative aux Informations Confidentielles, Intrasense ne dispose d’aucun droit d’ingérence, de contrôle ou de validation sur le contenu de la Publication, lequel relève exclusivement de la responsabilité et de l’indépendance éditoriale du Site Pilote, sous réserve du respect des obligations légales et réglementaires applicables.</w:t>
+        <w:t>Outre ladite exception relative aux Informations Confidentielles, Intrasense ne dispose d’aucun droit d’ingérence, de contrôle ou de validation sur le contenu de la Publication, lequel relève exclusivement de la responsabilité et de l’indépendance éditoriale du Site Pilote, sous réserve du respect des obligations légales et réglementaires applicables.</w:t>
       </w:r>
     </w:p>
     <w:p>
@@ -4091,6 +4138,12 @@
           <w:color w:val="000000" w:themeColor="text1"/>
         </w:rPr>
         <w:t xml:space="preserve">. Aucune Partie ne pourra céder ou transférer, en tout ou partie, la Convention, ni les droits et obligations qui en découlent, sans l’accord préalable et écrit de l’autre Partie, lequel ne pourra être refusé sans motif légitime. Par dérogation à ce qui précède, Intrasense pourra céder ou transférer la présente Convention, sans consentement préalable du Site Pilote, à toute Société Affiliée ou à tout tiers acquéreur de l’ensemble ou de la quasi-totalité de ses actifs ou de son activité à laquelle se rattache la Convention, que ce transfert intervienne par voie de fusion, apport, cession d’actifs, </w:t>
+      </w:r>
+      <w:r>
+        <w:rPr>
+          <w:rFonts w:ascii="Inter regular" w:hAnsi="Inter regular"/>
+          <w:color w:val="000000" w:themeColor="text1"/>
+        </w:rPr>
         <w:lastRenderedPageBreak/>
         <w:t>cession de titres ou toute autre opération équivalente. Tout cessionnaire sera tenu par l’intégralité des obligations stipulées à la Convention.</w:t>
       </w:r>
@@ -4232,7 +4285,7 @@
         <w:rPr>
           <w:rFonts w:ascii="Inter regular" w:eastAsia="Times New Roman" w:hAnsi="Inter regular" w:cs="Calibri"/>
         </w:rPr>
-        <w:t xml:space="preserve">Pendant toute la durée du Projet, le Site Pilote s’interdit de conclure, pour la même finalité clinique, à savoir l’analyse et la détection des lésions pancréatiques à partir d’images CT à l’aide d’un dispositif médical à base d’IA, toute collaboration, étude, expérimentation, évaluation ou mise à disposition, avec un concurrent commercialisant ou développant une solution concurrente au Logiciel d’Intrasense.</w:t>
+        <w:t>Pendant toute la durée du Projet, le Site Pilote s’interdit de conclure, pour la même finalité clinique, à savoir l’analyse et la détection des lésions pancréatiques à partir d’images CT à l’aide d’un dispositif médical à base d’IA, toute collaboration, étude, expérimentation, évaluation ou mise à disposition, avec un concurrent commercialisant ou développant une solution concurrente au Logiciel d’Intrasense.</w:t>
       </w:r>
     </w:p>
     <w:p>
@@ -4322,7 +4375,7 @@
           <w:rFonts w:ascii="Inter regular" w:hAnsi="Inter regular"/>
           <w:color w:val="000000" w:themeColor="text1"/>
         </w:rPr>
-        <w:t xml:space="preserve">A défaut d’accord amiable, tout litige pouvant survenir quant à l'interprétation ou à l'exécution de la Convention sera soumis à la compétence exclusive du Tribunal de Montpellier, même en cas de pluralité de défendeurs ou de l'introduction de tiers.</w:t>
+        <w:t>A défaut d’accord amiable, tout litige pouvant survenir quant à l'interprétation ou à l'exécution de la Convention sera soumis à la compétence exclusive du Tribunal de Montpellier, même en cas de pluralité de défendeurs ou de l'introduction de tiers.</w:t>
       </w:r>
     </w:p>
     <w:p>
@@ -4540,7 +4593,7 @@
           <w:color w:val="000000" w:themeColor="text1"/>
           <w:lang w:val="en-US"/>
         </w:rPr>
-        <w:t>Research, Innovation &amp; Business Development VP</w:t>
+        <w:t>CEO</w:t>
       </w:r>
     </w:p>
     <w:p>
@@ -4788,8 +4841,29 @@
           <w:color w:val="000000" w:themeColor="text1"/>
         </w:rPr>
         <w:tab/>
+      </w:r>
+      <w:r>
+        <w:rPr>
+          <w:rFonts w:ascii="Inter Medium" w:hAnsi="Inter Medium"/>
+          <w:bCs/>
+          <w:color w:val="000000" w:themeColor="text1"/>
+        </w:rPr>
         <w:tab/>
+      </w:r>
+      <w:r>
+        <w:rPr>
+          <w:rFonts w:ascii="Inter Medium" w:hAnsi="Inter Medium"/>
+          <w:bCs/>
+          <w:color w:val="000000" w:themeColor="text1"/>
+        </w:rPr>
         <w:tab/>
+      </w:r>
+      <w:r>
+        <w:rPr>
+          <w:rFonts w:ascii="Inter Medium" w:hAnsi="Inter Medium"/>
+          <w:bCs/>
+          <w:color w:val="000000" w:themeColor="text1"/>
+        </w:rPr>
         <w:tab/>
       </w:r>
     </w:p>
@@ -4950,7 +5024,7 @@
         <w:rPr>
           <w:rFonts w:ascii="Inter regular" w:hAnsi="Inter regular" w:cs="Calibri"/>
         </w:rPr>
-        <w:t xml:space="preserve">communique à Intrasense tout dysfonctionnement constaté lors de l’utilisation du Logiciel, en fournissant une description précise du cas d’usage concerné, le cas échéant accompagnée d’une capture d’écran dont toute donnée permettant l’identification d’un Patient aura été préalablement omise.</w:t>
+        <w:t>communique à Intrasense tout dysfonctionnement constaté lors de l’utilisation du Logiciel, en fournissant une description précise du cas d’usage concerné, le cas échéant accompagnée d’une capture d’écran dont toute donnée permettant l’identification d’un Patient aura été préalablement omise.</w:t>
       </w:r>
     </w:p>
     <w:p>
@@ -4970,7 +5044,7 @@
         <w:rPr>
           <w:rFonts w:ascii="Inter regular" w:hAnsi="Inter regular" w:cs="Calibri"/>
         </w:rPr>
-        <w:t xml:space="preserve">complète le(s) questionnaire(s) de suivi fourni, en indiquant :</w:t>
+        <w:t>complète le(s) questionnaire(s) de suivi fourni, en indiquant :</w:t>
       </w:r>
     </w:p>
     <w:p>
@@ -4990,7 +5064,7 @@
         <w:rPr>
           <w:rFonts w:ascii="Inter regular" w:hAnsi="Inter regular" w:cs="Calibri"/>
         </w:rPr>
-        <w:t xml:space="preserve">les fonctionnalités testées ne présentant pas de difficulté d’utilisation,</w:t>
+        <w:t>les fonctionnalités testées ne présentant pas de difficulté d’utilisation,</w:t>
       </w:r>
     </w:p>
     <w:p>
@@ -5030,7 +5104,7 @@
         <w:rPr>
           <w:rFonts w:ascii="Inter regular" w:hAnsi="Inter regular" w:cs="Calibri"/>
         </w:rPr>
-        <w:t xml:space="preserve">Utilise le Logiciel dans des conditions réelles : emploie le Logiciel pour traiter des examens issus de sa pratique professionnelle</w:t>
+        <w:t>Utilise le Logiciel dans des conditions réelles : emploie le Logiciel pour traiter des examens issus de sa pratique professionnelle</w:t>
       </w:r>
     </w:p>
     <w:p>
@@ -5123,7 +5197,7 @@
         <w:rPr>
           <w:rFonts w:ascii="Inter regular" w:hAnsi="Inter regular"/>
         </w:rPr>
-        <w:t xml:space="preserve">S’engage à ce qu’un radiologue référent consacre un minimum d’une heure par mois à des échanges avec la Société. Ces échanges auront pour objet la présentation et la discussion de cas cliniques pertinents pour l’évaluation et l’amélioration de la solution, incluant notamment des cas de vrais positifs, des cas d’erreurs (faux positifs et faux négatifs), des cas limites ou ambigus d’un point de vue diagnostique. Les cas présentés devront être préalablement anonymisés conformément à la réglementation applicable en matière de protection des données de santé. Il est entendu que cette contribution s’inscrit dans une démarche de collaboration scientifique et d’amélioration continue, sans constituer une obligation de résultat.</w:t>
+        <w:t>S’engage à ce qu’un radiologue référent consacre un minimum d’une heure par mois à des échanges avec la Société. Ces échanges auront pour objet la présentation et la discussion de cas cliniques pertinents pour l’évaluation et l’amélioration de la solution, incluant notamment des cas de vrais positifs, des cas d’erreurs (faux positifs et faux négatifs), des cas limites ou ambigus d’un point de vue diagnostique. Les cas présentés devront être préalablement anonymisés conformément à la réglementation applicable en matière de protection des données de santé. Il est entendu que cette contribution s’inscrit dans une démarche de collaboration scientifique et d’amélioration continue, sans constituer une obligation de résultat.</w:t>
       </w:r>
     </w:p>
     <w:p>
@@ -5149,7 +5223,7 @@
         <w:rPr>
           <w:rFonts w:ascii="Inter regular" w:hAnsi="Inter regular" w:cs="Calibri"/>
         </w:rPr>
-        <w:t xml:space="preserve">À l’issue de la période pilote, et sous réserve d’une évaluation conjointe positive, le Site Pilote pourra être sollicité pour participer à des actions de valorisation du retour d’expérience, telles que :</w:t>
+        <w:t>À l’issue de la période pilote, et sous réserve d’une évaluation conjointe positive, le Site Pilote pourra être sollicité pour participer à des actions de valorisation du retour d’expérience, telles que :</w:t>
       </w:r>
     </w:p>
     <w:p>
@@ -5239,7 +5313,7 @@
           <w:rFonts w:ascii="Inter regular" w:hAnsi="Inter regular" w:cs="Calibri"/>
         </w:rPr>
         <w:lastRenderedPageBreak/>
-        <w:t xml:space="preserve">la reconnaissance, à des fins commerciales, du Site Pilote en tant que site de référence pour le Logiciel.</w:t>
+        <w:t>la reconnaissance, à des fins commerciales, du Site Pilote en tant que site de référence pour le Logiciel.</w:t>
       </w:r>
     </w:p>
     <w:p>
@@ -5328,7 +5402,7 @@
         <w:rPr>
           <w:rFonts w:ascii="Inter regular" w:hAnsi="Inter regular" w:cs="Poppins"/>
         </w:rPr>
-        <w:t xml:space="preserve">Pour le Site Pilote : {{COMITE_SUIVI_SITE}}</w:t>
+        <w:t>Pour le Site Pilote : {{COMITE_SUIVI_SITE}}</w:t>
       </w:r>
     </w:p>
     <w:p>
@@ -5347,7 +5421,7 @@
         <w:rPr>
           <w:rFonts w:ascii="Inter regular" w:hAnsi="Inter regular" w:cs="Poppins"/>
         </w:rPr>
-        <w:t xml:space="preserve">Pour Intrasense :</w:t>
+        <w:t>Pour Intrasense :</w:t>
       </w:r>
       <w:r>
         <w:rPr>
@@ -5513,7 +5587,7 @@
           <w:iCs/>
           <w:color w:val="0070C0"/>
         </w:rPr>
-        <w:t xml:space="preserve">Périodicité des comités de suivi</w:t>
+        <w:t>Périodicité des comités de suivi</w:t>
       </w:r>
     </w:p>
     <w:p>
@@ -5745,7 +5819,7 @@
         <w:rPr>
           <w:rFonts w:ascii="Inter regular" w:hAnsi="Inter regular"/>
         </w:rPr>
-        <w:t xml:space="preserve">Assure l'intégration dans son système d'information à ses frais et sous sa responsabilité</w:t>
+        <w:t>Assure l'intégration dans son système d'information à ses frais et sous sa responsabilité</w:t>
       </w:r>
     </w:p>
     <w:p>
@@ -5824,7 +5898,7 @@
           <w:sz w:val="22"/>
           <w:szCs w:val="22"/>
         </w:rPr>
-        <w:t xml:space="preserve">1. PRESENTATION DU LOGICIEL</w:t>
+        <w:t>1. PRESENTATION DU LOGICIEL</w:t>
       </w:r>
     </w:p>
     <w:p>
@@ -6402,7 +6476,7 @@
           <w:sz w:val="24"/>
           <w:szCs w:val="24"/>
         </w:rPr>
-        <w:t xml:space="preserve">2. ACCEPTATION DES CGU</w:t>
+        <w:t>2. ACCEPTATION DES CGU</w:t>
       </w:r>
     </w:p>
     <w:p>
@@ -6528,7 +6602,7 @@
         <w:rPr>
           <w:rFonts w:ascii="Inter regular" w:hAnsi="Inter regular"/>
         </w:rPr>
-        <w:t xml:space="preserve">La souscription et l'accès au Logiciel sont strictement subordonnés à l'acceptation préalable, sans restriction ni réserves, des présentes CGU et la Convention.</w:t>
+        <w:t>La souscription et l'accès au Logiciel sont strictement subordonnés à l'acceptation préalable, sans restriction ni réserves, des présentes CGU et la Convention.</w:t>
       </w:r>
     </w:p>
     <w:p>
@@ -6980,7 +7054,7 @@
           <w:sz w:val="20"/>
           <w:szCs w:val="20"/>
         </w:rPr>
-        <w:t xml:space="preserve">Limitations de garantie</w:t>
+        <w:t>Limitations de garantie</w:t>
       </w:r>
     </w:p>
     <w:p>
@@ -7069,7 +7143,7 @@
         <w:rPr>
           <w:rFonts w:ascii="Inter regular" w:hAnsi="Inter regular"/>
         </w:rPr>
-        <w:t xml:space="preserve">Bien qu’étant cryptées ou protégées, l’Utilisateur a pour responsabilité de protéger ces données d’un accès par des personnes non autorisées.</w:t>
+        <w:t>Bien qu’étant cryptées ou protégées, l’Utilisateur a pour responsabilité de protéger ces données d’un accès par des personnes non autorisées.</w:t>
       </w:r>
     </w:p>
     <w:p>
@@ -7144,6 +7218,11 @@
           <w:rFonts w:ascii="Inter regular" w:hAnsi="Inter regular"/>
         </w:rPr>
         <w:t xml:space="preserve">INTRASENSE concède à son Utilisateur un droit d'usage personnel, non-transférable, et non exclusif du Logiciel. En conséquence, l’Utilisateur s’interdit de reproduire, modifier, altérer, transformer ou arranger, diffuser, publier, distribuer, concéder, transférer ou autrement mettre à disposition d’un </w:t>
+      </w:r>
+      <w:r>
+        <w:rPr>
+          <w:rFonts w:ascii="Inter regular" w:hAnsi="Inter regular"/>
+        </w:rPr>
         <w:lastRenderedPageBreak/>
         <w:t>tiers tout ou partie du Logiciel sur tout support et par tout procédé, sauf autorisation expresse d’INTRASENSE.</w:t>
       </w:r>
@@ -7414,7 +7493,7 @@
         <w:rPr>
           <w:rFonts w:ascii="Inter regular" w:hAnsi="Inter regular"/>
         </w:rPr>
-        <w:t xml:space="preserve">La liste des fonctionnalités du Logiciel sont accessibles sur le s</w:t>
+        <w:t>La liste des fonctionnalités du Logiciel sont accessibles sur le s</w:t>
       </w:r>
       <w:r>
         <w:rPr>
@@ -7708,6 +7787,11 @@
           <w:rFonts w:ascii="Inter regular" w:hAnsi="Inter regular" w:cstheme="minorHAnsi"/>
         </w:rPr>
         <w:t xml:space="preserve">INTRASENSE ne saurait être tenue responsable des conséquences, de quelque nature qu’elles soient, d’éventuels dommages, directs ou indirects, des pertes de données ou profits, </w:t>
+      </w:r>
+      <w:r>
+        <w:rPr>
+          <w:rFonts w:ascii="Inter regular" w:hAnsi="Inter regular" w:cstheme="minorHAnsi"/>
+        </w:rPr>
         <w:lastRenderedPageBreak/>
         <w:t>qui pourraient survenir en raison de l'utilisation ou de la non-utilisation du Logiciel, de négligence ou de toute autre raison associée au Logiciel.</w:t>
       </w:r>
@@ -7952,7 +8036,7 @@
           <w:rFonts w:ascii="Inter regular" w:eastAsia="Arial" w:hAnsi="Inter regular"/>
           <w:color w:val="000000" w:themeColor="text1"/>
         </w:rPr>
-        <w:t xml:space="preserve">ne pourra excéder, au total, le montant payé par le Site Pilote dans le cadre de la convention au cours des douze (12) derniers mois précédant le fait générateur.</w:t>
+        <w:t>ne pourra excéder, au total, le montant payé par le Site Pilote dans le cadre de la convention au cours des douze (12) derniers mois précédant le fait générateur.</w:t>
       </w:r>
     </w:p>
     <w:p>
@@ -8172,7 +8256,7 @@
         <w:rPr>
           <w:rFonts w:ascii="Inter regular" w:hAnsi="Inter regular"/>
         </w:rPr>
-        <w:t xml:space="preserve">Par ailleurs, dans le cadre de la gestion des réclamations qualité et des cas de matériovigilance en lien avec le Logiciel signalés par l’Utilisateur, INTRASENSE sera amené, en qualité de Responsable de Traitement, à traiter des Données Personnelles relatives aux patients et aux notificateurs. Le cas échéant, le Site Pilote agit en qualité de Sous-Traitant.</w:t>
+        <w:t>Par ailleurs, dans le cadre de la gestion des réclamations qualité et des cas de matériovigilance en lien avec le Logiciel signalés par l’Utilisateur, INTRASENSE sera amené, en qualité de Responsable de Traitement, à traiter des Données Personnelles relatives aux patients et aux notificateurs. Le cas échéant, le Site Pilote agit en qualité de Sous-Traitant.</w:t>
       </w:r>
     </w:p>
     <w:p>
@@ -8254,7 +8338,7 @@
         <w:rPr>
           <w:rFonts w:ascii="Inter regular" w:hAnsi="Inter regular"/>
         </w:rPr>
-        <w:t xml:space="preserve">INTRASENSE, agissant en qualité de Sous-traitant au sens de la Législation relative à la protection des données, traite les Données Personnelles qui lui sont ainsi confiées conformément à la règlementation relative à la protection des données à caractère personnel et à l’Annexe 3 Accord de Données Personnelles.</w:t>
+        <w:t>INTRASENSE, agissant en qualité de Sous-traitant au sens de la Législation relative à la protection des données, traite les Données Personnelles qui lui sont ainsi confiées conformément à la règlementation relative à la protection des données à caractère personnel et à l’Annexe 3 Accord de Données Personnelles.</w:t>
       </w:r>
     </w:p>
     <w:p>
@@ -8445,7 +8529,7 @@
         <w:rPr>
           <w:rFonts w:ascii="Inter regular" w:hAnsi="Inter regular"/>
         </w:rPr>
-        <w:t xml:space="preserve">En cas de violation des CGU par l’Utilisateur, INTRASENSE se réserve le droit de mettre fin ou de restreindre l’usage et l’accès au Logiciel, notamment en cas de :</w:t>
+        <w:t>En cas de violation des CGU par l’Utilisateur, INTRASENSE se réserve le droit de mettre fin ou de restreindre l’usage et l’accès au Logiciel, notamment en cas de :</w:t>
       </w:r>
     </w:p>
     <w:p>
@@ -9089,7 +9173,7 @@
           <w:rFonts w:ascii="Inter regular" w:hAnsi="Inter regular" w:cstheme="minorHAnsi"/>
           <w:color w:val="000000" w:themeColor="text1"/>
         </w:rPr>
-        <w:t xml:space="preserve">Les présentes clauses s’appliquent au traitement des données à caractère personnel tel que décrit à l’article 10</w:t>
+        <w:t>Les présentes clauses s’appliquent au traitement des données à caractère personnel tel que décrit à l’article 10</w:t>
       </w:r>
     </w:p>
     <w:p>
@@ -9158,7 +9242,7 @@
           <w:sz w:val="22"/>
           <w:szCs w:val="22"/>
         </w:rPr>
-        <w:t xml:space="preserve">ARTICLE 2. INTERPRETATION</w:t>
+        <w:t>ARTICLE 2. INTERPRETATION</w:t>
       </w:r>
     </w:p>
     <w:p>
@@ -9211,7 +9295,7 @@
           <w:sz w:val="22"/>
           <w:szCs w:val="22"/>
         </w:rPr>
-        <w:t xml:space="preserve">ARTICLE 3. DESCRIPTION DU OU DES TRAITEMENTS</w:t>
+        <w:t>ARTICLE 3. DESCRIPTION DU OU DES TRAITEMENTS</w:t>
       </w:r>
     </w:p>
     <w:p>
@@ -9264,7 +9348,7 @@
           <w:sz w:val="22"/>
           <w:szCs w:val="22"/>
         </w:rPr>
-        <w:t xml:space="preserve">ARTICLE 4. OBLIGATIONS DES PARTIES</w:t>
+        <w:t>ARTICLE 4. OBLIGATIONS DES PARTIES</w:t>
       </w:r>
     </w:p>
     <w:p>
@@ -9297,6 +9381,12 @@
           <w:color w:val="000000" w:themeColor="text1"/>
         </w:rPr>
         <w:t xml:space="preserve">moins qu’il ne soit tenu d’y procéder en vertu du droit de l’Union ou du droit de l’État membre auquel il est soumis. Dans ce cas, le Sous-Traitant informe le Responsable de Traitement de cette obligation juridique avant le traitement, sauf si la loi le lui interdit pour des motifs importants d’intérêt public. Des instructions peuvent également être données </w:t>
+      </w:r>
+      <w:r>
+        <w:rPr>
+          <w:rFonts w:ascii="Inter regular" w:hAnsi="Inter regular" w:cstheme="minorHAnsi"/>
+          <w:color w:val="000000" w:themeColor="text1"/>
+        </w:rPr>
         <w:lastRenderedPageBreak/>
         <w:t>ultérieurement par le Responsable de Traitement pendant toute la durée du traitement des données à caractère personnel. Ces instructions doivent toujours être documentées.</w:t>
       </w:r>
@@ -9510,7 +9600,7 @@
           <w:sz w:val="22"/>
           <w:szCs w:val="22"/>
         </w:rPr>
-        <w:t xml:space="preserve">ARTICLE 5. RECOURS A UN SOUS-TRAITANT ULTERIEUR</w:t>
+        <w:t>ARTICLE 5. RECOURS A UN SOUS-TRAITANT ULTERIEUR</w:t>
       </w:r>
     </w:p>
     <w:p>
@@ -9639,7 +9729,7 @@
           <w:sz w:val="22"/>
           <w:szCs w:val="22"/>
         </w:rPr>
-        <w:t xml:space="preserve">ARTICLE 6. TRANSFERTS INTERNATIONAUX</w:t>
+        <w:t>ARTICLE 6. TRANSFERTS INTERNATIONAUX</w:t>
       </w:r>
     </w:p>
     <w:p>
@@ -9907,7 +9997,7 @@
           <w:sz w:val="22"/>
           <w:szCs w:val="22"/>
         </w:rPr>
-        <w:t xml:space="preserve">ARTICLE 8. NOTIFICATION DE VIOLATIONS DE DONNEES A CARACTERE PERSONNEL</w:t>
+        <w:t>ARTICLE 8. NOTIFICATION DE VIOLATIONS DE DONNEES A CARACTERE PERSONNEL</w:t>
       </w:r>
     </w:p>
     <w:p>
@@ -9962,7 +10052,7 @@
           <w:sz w:val="22"/>
           <w:szCs w:val="22"/>
         </w:rPr>
-        <w:t xml:space="preserve">ARTICLE 9. NON-RESPECT DES CLAUSES ET RESILIATION</w:t>
+        <w:t>ARTICLE 9. NON-RESPECT DES CLAUSES ET RESILIATION</w:t>
       </w:r>
     </w:p>
     <w:p>
@@ -9984,7 +10074,7 @@
           <w:rFonts w:ascii="Inter regular" w:hAnsi="Inter regular" w:cstheme="minorHAnsi"/>
           <w:color w:val="000000" w:themeColor="text1"/>
         </w:rPr>
-        <w:t xml:space="preserve">En cas de manquement du Sous-Traitant aux obligations qui lui incombent en vertu du présent DPA, le Responsable de Traitement peut donner instruction au Sous-Traitant de suspendre le traitement des données à caractère personnel jusqu’à ce que ce dernier se soit conformé au DPA ou jusqu’à ce que la Convention soit résiliée. Le Sous-Traitant informe rapidement le responsable du traitement s’il n’est pas en mesure de se conformer aux présentes clauses, pour quelque raison que ce soit.</w:t>
+        <w:t>En cas de manquement du Sous-Traitant aux obligations qui lui incombent en vertu du présent DPA, le Responsable de Traitement peut donner instruction au Sous-Traitant de suspendre le traitement des données à caractère personnel jusqu’à ce que ce dernier se soit conformé au DPA ou jusqu’à ce que la Convention soit résiliée. Le Sous-Traitant informe rapidement le responsable du traitement s’il n’est pas en mesure de se conformer aux présentes clauses, pour quelque raison que ce soit.</w:t>
       </w:r>
     </w:p>
     <w:p>
@@ -10018,7 +10108,7 @@
           <w:color w:val="000000" w:themeColor="text1"/>
         </w:rPr>
         <w:lastRenderedPageBreak/>
-        <w:t xml:space="preserve">La responsabilité des Parties découlant de ou liée au présent DPA n’est pas soumise à la limitation de responsabilité telle que définie dans la Convention.</w:t>
+        <w:t>La responsabilité des Parties découlant de ou liée au présent DPA n’est pas soumise à la limitation de responsabilité telle que définie dans la Convention.</w:t>
       </w:r>
     </w:p>
     <w:p>
@@ -10065,7 +10155,7 @@
           <w:sz w:val="22"/>
           <w:szCs w:val="22"/>
         </w:rPr>
-        <w:t xml:space="preserve">ARTICLE 10. DESCRIPTION DU TRAITEMENT DES DONNEES</w:t>
+        <w:t>ARTICLE 10. DESCRIPTION DU TRAITEMENT DES DONNEES</w:t>
       </w:r>
       <w:bookmarkEnd w:id="8"/>
     </w:p>
@@ -10638,7 +10728,7 @@
 </file>
 
 <file path=word/endnotes.xml><?xml version="1.0" encoding="utf-8"?>
-<w:endnotes xmlns:wpc="http://schemas.microsoft.com/office/word/2010/wordprocessingCanvas" xmlns:cx="http://schemas.microsoft.com/office/drawing/2014/chartex" xmlns:cx1="http://schemas.microsoft.com/office/drawing/2015/9/8/chartex" xmlns:cx2="http://schemas.microsoft.com/office/drawing/2015/10/21/chartex" xmlns:cx3="http://schemas.microsoft.com/office/drawing/2016/5/9/chartex" xmlns:cx4="http://schemas.microsoft.com/office/drawing/2016/5/10/chartex" xmlns:cx5="http://schemas.microsoft.com/office/drawing/2016/5/11/chartex" xmlns:cx6="http://schemas.microsoft.com/office/drawing/2016/5/12/chartex" xmlns:cx7="http://schemas.microsoft.com/office/drawing/2016/5/13/chartex" xmlns:cx8="http://schemas.microsoft.com/office/drawing/2016/5/14/chartex" xmlns:mc="http://schemas.openxmlformats.org/markup-compatibility/2006" xmlns:aink="http://schemas.microsoft.com/office/drawing/2016/ink" xmlns:am3d="http://schemas.microsoft.com/office/drawing/2017/model3d" xmlns:o="urn:schemas-microsoft-com:office:office" xmlns:oel="http://schemas.microsoft.com/office/2019/extlst" xmlns:r="http://schemas.openxmlformats.org/officeDocument/2006/relationships" xmlns:m="http://schemas.openxmlformats.org/officeDocument/2006/math" xmlns:v="urn:schemas-microsoft-com:vml" xmlns:wp14="http://schemas.microsoft.com/office/word/2010/wordprocessingDrawing" xmlns:wp="http://schemas.openxmlformats.org/drawingml/2006/wordprocessingDrawing" xmlns:w10="urn:schemas-microsoft-com:office:word" xmlns:w="http://schemas.openxmlformats.org/wordprocessingml/2006/main" xmlns:w14="http://schemas.microsoft.com/office/word/2010/wordml" xmlns:w15="http://schemas.microsoft.com/office/word/2012/wordml" xmlns:w16cex="http://schemas.microsoft.com/office/word/2018/wordml/cex" xmlns:w16cid="http://schemas.microsoft.com/office/word/2016/wordml/cid" xmlns:w16="http://schemas.microsoft.com/office/word/2018/wordml" xmlns:w16du="http://schemas.microsoft.com/office/word/2023/wordml/word16du" xmlns:w16sdtdh="http://schemas.microsoft.com/office/word/2020/wordml/sdtdatahash" xmlns:w16sdtfl="http://schemas.microsoft.com/office/word/2024/wordml/sdtformatlock" xmlns:w16se="http://schemas.microsoft.com/office/word/2015/wordml/symex" xmlns:wpg="http://schemas.microsoft.com/office/word/2010/wordprocessingGroup" xmlns:wpi="http://schemas.microsoft.com/office/word/2010/wordprocessingInk" xmlns:wne="http://schemas.microsoft.com/office/word/2006/wordml" xmlns:wps="http://schemas.microsoft.com/office/word/2010/wordprocessingShape" mc:Ignorable="w14 w15 w16se w16cid w16 w16cex w16sdtdh w16sdtfl w16du wp14">
+<w:endnotes xmlns:wpc="http://schemas.microsoft.com/office/word/2010/wordprocessingCanvas" xmlns:cx="http://schemas.microsoft.com/office/drawing/2014/chartex" xmlns:cx1="http://schemas.microsoft.com/office/drawing/2015/9/8/chartex" xmlns:cx2="http://schemas.microsoft.com/office/drawing/2015/10/21/chartex" xmlns:cx3="http://schemas.microsoft.com/office/drawing/2016/5/9/chartex" xmlns:cx4="http://schemas.microsoft.com/office/drawing/2016/5/10/chartex" xmlns:cx5="http://schemas.microsoft.com/office/drawing/2016/5/11/chartex" xmlns:cx6="http://schemas.microsoft.com/office/drawing/2016/5/12/chartex" xmlns:cx7="http://schemas.microsoft.com/office/drawing/2016/5/13/chartex" xmlns:cx8="http://schemas.microsoft.com/office/drawing/2016/5/14/chartex" xmlns:mc="http://schemas.openxmlformats.org/markup-compatibility/2006" xmlns:aink="http://schemas.microsoft.com/office/drawing/2016/ink" xmlns:am3d="http://schemas.microsoft.com/office/drawing/2017/model3d" xmlns:o="urn:schemas-microsoft-com:office:office" xmlns:oel="http://schemas.microsoft.com/office/2019/extlst" xmlns:r="http://schemas.openxmlformats.org/officeDocument/2006/relationships" xmlns:m="http://schemas.openxmlformats.org/officeDocument/2006/math" xmlns:v="urn:schemas-microsoft-com:vml" xmlns:wp14="http://schemas.microsoft.com/office/word/2010/wordprocessingDrawing" xmlns:wp="http://schemas.openxmlformats.org/drawingml/2006/wordprocessingDrawing" xmlns:w10="urn:schemas-microsoft-com:office:word" xmlns:w="http://schemas.openxmlformats.org/wordprocessingml/2006/main" xmlns:w14="http://schemas.microsoft.com/office/word/2010/wordml" xmlns:w15="http://schemas.microsoft.com/office/word/2012/wordml" xmlns:w16cei="http://schemas.microsoft.com/office/word/2026/wordml/cei" xmlns:w16cex="http://schemas.microsoft.com/office/word/2018/wordml/cex" xmlns:w16cid="http://schemas.microsoft.com/office/word/2016/wordml/cid" xmlns:w16="http://schemas.microsoft.com/office/word/2018/wordml" xmlns:w16du="http://schemas.microsoft.com/office/word/2023/wordml/word16du" xmlns:w16sdtdh="http://schemas.microsoft.com/office/word/2020/wordml/sdtdatahash" xmlns:w16sdtfl="http://schemas.microsoft.com/office/word/2024/wordml/sdtformatlock" xmlns:w16se="http://schemas.microsoft.com/office/word/2015/wordml/symex" xmlns:wpg="http://schemas.microsoft.com/office/word/2010/wordprocessingGroup" xmlns:wpi="http://schemas.microsoft.com/office/word/2010/wordprocessingInk" xmlns:wne="http://schemas.microsoft.com/office/word/2006/wordml" xmlns:wps="http://schemas.microsoft.com/office/word/2010/wordprocessingShape" mc:Ignorable="w14 w15 w16se w16cid w16 w16cex w16sdtdh w16sdtfl w16du wp14">
   <w:endnote w:type="separator" w:id="-1">
     <w:p>
       <w:pPr>
@@ -10663,7 +10753,7 @@
 </file>
 
 <file path=word/footer1.xml><?xml version="1.0" encoding="utf-8"?>
-<w:ftr xmlns:wpc="http://schemas.microsoft.com/office/word/2010/wordprocessingCanvas" xmlns:cx="http://schemas.microsoft.com/office/drawing/2014/chartex" xmlns:cx1="http://schemas.microsoft.com/office/drawing/2015/9/8/chartex" xmlns:cx2="http://schemas.microsoft.com/office/drawing/2015/10/21/chartex" xmlns:cx3="http://schemas.microsoft.com/office/drawing/2016/5/9/chartex" xmlns:cx4="http://schemas.microsoft.com/office/drawing/2016/5/10/chartex" xmlns:cx5="http://schemas.microsoft.com/office/drawing/2016/5/11/chartex" xmlns:cx6="http://schemas.microsoft.com/office/drawing/2016/5/12/chartex" xmlns:cx7="http://schemas.microsoft.com/office/drawing/2016/5/13/chartex" xmlns:cx8="http://schemas.microsoft.com/office/drawing/2016/5/14/chartex" xmlns:mc="http://schemas.openxmlformats.org/markup-compatibility/2006" xmlns:aink="http://schemas.microsoft.com/office/drawing/2016/ink" xmlns:am3d="http://schemas.microsoft.com/office/drawing/2017/model3d" xmlns:o="urn:schemas-microsoft-com:office:office" xmlns:oel="http://schemas.microsoft.com/office/2019/extlst" xmlns:r="http://schemas.openxmlformats.org/officeDocument/2006/relationships" xmlns:m="http://schemas.openxmlformats.org/officeDocument/2006/math" xmlns:v="urn:schemas-microsoft-com:vml" xmlns:wp14="http://schemas.microsoft.com/office/word/2010/wordprocessingDrawing" xmlns:wp="http://schemas.openxmlformats.org/drawingml/2006/wordprocessingDrawing" xmlns:w10="urn:schemas-microsoft-com:office:word" xmlns:w="http://schemas.openxmlformats.org/wordprocessingml/2006/main" xmlns:w14="http://schemas.microsoft.com/office/word/2010/wordml" xmlns:w15="http://schemas.microsoft.com/office/word/2012/wordml" xmlns:w16cex="http://schemas.microsoft.com/office/word/2018/wordml/cex" xmlns:w16cid="http://schemas.microsoft.com/office/word/2016/wordml/cid" xmlns:w16="http://schemas.microsoft.com/office/word/2018/wordml" xmlns:w16du="http://schemas.microsoft.com/office/word/2023/wordml/word16du" xmlns:w16sdtdh="http://schemas.microsoft.com/office/word/2020/wordml/sdtdatahash" xmlns:w16sdtfl="http://schemas.microsoft.com/office/word/2024/wordml/sdtformatlock" xmlns:w16se="http://schemas.microsoft.com/office/word/2015/wordml/symex" xmlns:wpg="http://schemas.microsoft.com/office/word/2010/wordprocessingGroup" xmlns:wpi="http://schemas.microsoft.com/office/word/2010/wordprocessingInk" xmlns:wne="http://schemas.microsoft.com/office/word/2006/wordml" xmlns:wps="http://schemas.microsoft.com/office/word/2010/wordprocessingShape" mc:Ignorable="w14 w15 w16se w16cid w16 w16cex w16sdtdh w16sdtfl w16du wp14">
+<w:ftr xmlns:wpc="http://schemas.microsoft.com/office/word/2010/wordprocessingCanvas" xmlns:cx="http://schemas.microsoft.com/office/drawing/2014/chartex" xmlns:cx1="http://schemas.microsoft.com/office/drawing/2015/9/8/chartex" xmlns:cx2="http://schemas.microsoft.com/office/drawing/2015/10/21/chartex" xmlns:cx3="http://schemas.microsoft.com/office/drawing/2016/5/9/chartex" xmlns:cx4="http://schemas.microsoft.com/office/drawing/2016/5/10/chartex" xmlns:cx5="http://schemas.microsoft.com/office/drawing/2016/5/11/chartex" xmlns:cx6="http://schemas.microsoft.com/office/drawing/2016/5/12/chartex" xmlns:cx7="http://schemas.microsoft.com/office/drawing/2016/5/13/chartex" xmlns:cx8="http://schemas.microsoft.com/office/drawing/2016/5/14/chartex" xmlns:mc="http://schemas.openxmlformats.org/markup-compatibility/2006" xmlns:aink="http://schemas.microsoft.com/office/drawing/2016/ink" xmlns:am3d="http://schemas.microsoft.com/office/drawing/2017/model3d" xmlns:o="urn:schemas-microsoft-com:office:office" xmlns:oel="http://schemas.microsoft.com/office/2019/extlst" xmlns:r="http://schemas.openxmlformats.org/officeDocument/2006/relationships" xmlns:m="http://schemas.openxmlformats.org/officeDocument/2006/math" xmlns:v="urn:schemas-microsoft-com:vml" xmlns:wp14="http://schemas.microsoft.com/office/word/2010/wordprocessingDrawing" xmlns:wp="http://schemas.openxmlformats.org/drawingml/2006/wordprocessingDrawing" xmlns:w10="urn:schemas-microsoft-com:office:word" xmlns:w="http://schemas.openxmlformats.org/wordprocessingml/2006/main" xmlns:w14="http://schemas.microsoft.com/office/word/2010/wordml" xmlns:w15="http://schemas.microsoft.com/office/word/2012/wordml" xmlns:w16cei="http://schemas.microsoft.com/office/word/2026/wordml/cei" xmlns:w16cex="http://schemas.microsoft.com/office/word/2018/wordml/cex" xmlns:w16cid="http://schemas.microsoft.com/office/word/2016/wordml/cid" xmlns:w16="http://schemas.microsoft.com/office/word/2018/wordml" xmlns:w16du="http://schemas.microsoft.com/office/word/2023/wordml/word16du" xmlns:w16sdtdh="http://schemas.microsoft.com/office/word/2020/wordml/sdtdatahash" xmlns:w16sdtfl="http://schemas.microsoft.com/office/word/2024/wordml/sdtformatlock" xmlns:w16se="http://schemas.microsoft.com/office/word/2015/wordml/symex" xmlns:wpg="http://schemas.microsoft.com/office/word/2010/wordprocessingGroup" xmlns:wpi="http://schemas.microsoft.com/office/word/2010/wordprocessingInk" xmlns:wne="http://schemas.microsoft.com/office/word/2006/wordml" xmlns:wps="http://schemas.microsoft.com/office/word/2010/wordprocessingShape" mc:Ignorable="w14 w15 w16se w16cid w16 w16cex w16sdtdh w16sdtfl w16du wp14">
   <w:p>
     <w:pPr>
       <w:pStyle w:val="En-tte"/>
@@ -10771,7 +10861,7 @@
 </file>
 
 <file path=word/footer2.xml><?xml version="1.0" encoding="utf-8"?>
-<w:ftr xmlns:wpc="http://schemas.microsoft.com/office/word/2010/wordprocessingCanvas" xmlns:cx="http://schemas.microsoft.com/office/drawing/2014/chartex" xmlns:cx1="http://schemas.microsoft.com/office/drawing/2015/9/8/chartex" xmlns:cx2="http://schemas.microsoft.com/office/drawing/2015/10/21/chartex" xmlns:cx3="http://schemas.microsoft.com/office/drawing/2016/5/9/chartex" xmlns:cx4="http://schemas.microsoft.com/office/drawing/2016/5/10/chartex" xmlns:cx5="http://schemas.microsoft.com/office/drawing/2016/5/11/chartex" xmlns:cx6="http://schemas.microsoft.com/office/drawing/2016/5/12/chartex" xmlns:cx7="http://schemas.microsoft.com/office/drawing/2016/5/13/chartex" xmlns:cx8="http://schemas.microsoft.com/office/drawing/2016/5/14/chartex" xmlns:mc="http://schemas.openxmlformats.org/markup-compatibility/2006" xmlns:aink="http://schemas.microsoft.com/office/drawing/2016/ink" xmlns:am3d="http://schemas.microsoft.com/office/drawing/2017/model3d" xmlns:o="urn:schemas-microsoft-com:office:office" xmlns:oel="http://schemas.microsoft.com/office/2019/extlst" xmlns:r="http://schemas.openxmlformats.org/officeDocument/2006/relationships" xmlns:m="http://schemas.openxmlformats.org/officeDocument/2006/math" xmlns:v="urn:schemas-microsoft-com:vml" xmlns:wp14="http://schemas.microsoft.com/office/word/2010/wordprocessingDrawing" xmlns:wp="http://schemas.openxmlformats.org/drawingml/2006/wordprocessingDrawing" xmlns:w10="urn:schemas-microsoft-com:office:word" xmlns:w="http://schemas.openxmlformats.org/wordprocessingml/2006/main" xmlns:w14="http://schemas.microsoft.com/office/word/2010/wordml" xmlns:w15="http://schemas.microsoft.com/office/word/2012/wordml" xmlns:w16cex="http://schemas.microsoft.com/office/word/2018/wordml/cex" xmlns:w16cid="http://schemas.microsoft.com/office/word/2016/wordml/cid" xmlns:w16="http://schemas.microsoft.com/office/word/2018/wordml" xmlns:w16du="http://schemas.microsoft.com/office/word/2023/wordml/word16du" xmlns:w16sdtdh="http://schemas.microsoft.com/office/word/2020/wordml/sdtdatahash" xmlns:w16sdtfl="http://schemas.microsoft.com/office/word/2024/wordml/sdtformatlock" xmlns:w16se="http://schemas.microsoft.com/office/word/2015/wordml/symex" xmlns:wpg="http://schemas.microsoft.com/office/word/2010/wordprocessingGroup" xmlns:wpi="http://schemas.microsoft.com/office/word/2010/wordprocessingInk" xmlns:wne="http://schemas.microsoft.com/office/word/2006/wordml" xmlns:wps="http://schemas.microsoft.com/office/word/2010/wordprocessingShape" mc:Ignorable="w14 w15 w16se w16cid w16 w16cex w16sdtdh w16sdtfl w16du wp14">
+<w:ftr xmlns:wpc="http://schemas.microsoft.com/office/word/2010/wordprocessingCanvas" xmlns:cx="http://schemas.microsoft.com/office/drawing/2014/chartex" xmlns:cx1="http://schemas.microsoft.com/office/drawing/2015/9/8/chartex" xmlns:cx2="http://schemas.microsoft.com/office/drawing/2015/10/21/chartex" xmlns:cx3="http://schemas.microsoft.com/office/drawing/2016/5/9/chartex" xmlns:cx4="http://schemas.microsoft.com/office/drawing/2016/5/10/chartex" xmlns:cx5="http://schemas.microsoft.com/office/drawing/2016/5/11/chartex" xmlns:cx6="http://schemas.microsoft.com/office/drawing/2016/5/12/chartex" xmlns:cx7="http://schemas.microsoft.com/office/drawing/2016/5/13/chartex" xmlns:cx8="http://schemas.microsoft.com/office/drawing/2016/5/14/chartex" xmlns:mc="http://schemas.openxmlformats.org/markup-compatibility/2006" xmlns:aink="http://schemas.microsoft.com/office/drawing/2016/ink" xmlns:am3d="http://schemas.microsoft.com/office/drawing/2017/model3d" xmlns:o="urn:schemas-microsoft-com:office:office" xmlns:oel="http://schemas.microsoft.com/office/2019/extlst" xmlns:r="http://schemas.openxmlformats.org/officeDocument/2006/relationships" xmlns:m="http://schemas.openxmlformats.org/officeDocument/2006/math" xmlns:v="urn:schemas-microsoft-com:vml" xmlns:wp14="http://schemas.microsoft.com/office/word/2010/wordprocessingDrawing" xmlns:wp="http://schemas.openxmlformats.org/drawingml/2006/wordprocessingDrawing" xmlns:w10="urn:schemas-microsoft-com:office:word" xmlns:w="http://schemas.openxmlformats.org/wordprocessingml/2006/main" xmlns:w14="http://schemas.microsoft.com/office/word/2010/wordml" xmlns:w15="http://schemas.microsoft.com/office/word/2012/wordml" xmlns:w16cei="http://schemas.microsoft.com/office/word/2026/wordml/cei" xmlns:w16cex="http://schemas.microsoft.com/office/word/2018/wordml/cex" xmlns:w16cid="http://schemas.microsoft.com/office/word/2016/wordml/cid" xmlns:w16="http://schemas.microsoft.com/office/word/2018/wordml" xmlns:w16du="http://schemas.microsoft.com/office/word/2023/wordml/word16du" xmlns:w16sdtdh="http://schemas.microsoft.com/office/word/2020/wordml/sdtdatahash" xmlns:w16sdtfl="http://schemas.microsoft.com/office/word/2024/wordml/sdtformatlock" xmlns:w16se="http://schemas.microsoft.com/office/word/2015/wordml/symex" xmlns:wpg="http://schemas.microsoft.com/office/word/2010/wordprocessingGroup" xmlns:wpi="http://schemas.microsoft.com/office/word/2010/wordprocessingInk" xmlns:wne="http://schemas.microsoft.com/office/word/2006/wordml" xmlns:wps="http://schemas.microsoft.com/office/word/2010/wordprocessingShape" mc:Ignorable="w14 w15 w16se w16cid w16 w16cex w16sdtdh w16sdtfl w16du wp14">
   <w:p/>
   <w:p>
     <w:pPr>
@@ -10901,7 +10991,7 @@
 </file>
 
 <file path=word/footnotes.xml><?xml version="1.0" encoding="utf-8"?>
-<w:footnotes xmlns:wpc="http://schemas.microsoft.com/office/word/2010/wordprocessingCanvas" xmlns:cx="http://schemas.microsoft.com/office/drawing/2014/chartex" xmlns:cx1="http://schemas.microsoft.com/office/drawing/2015/9/8/chartex" xmlns:cx2="http://schemas.microsoft.com/office/drawing/2015/10/21/chartex" xmlns:cx3="http://schemas.microsoft.com/office/drawing/2016/5/9/chartex" xmlns:cx4="http://schemas.microsoft.com/office/drawing/2016/5/10/chartex" xmlns:cx5="http://schemas.microsoft.com/office/drawing/2016/5/11/chartex" xmlns:cx6="http://schemas.microsoft.com/office/drawing/2016/5/12/chartex" xmlns:cx7="http://schemas.microsoft.com/office/drawing/2016/5/13/chartex" xmlns:cx8="http://schemas.microsoft.com/office/drawing/2016/5/14/chartex" xmlns:mc="http://schemas.openxmlformats.org/markup-compatibility/2006" xmlns:aink="http://schemas.microsoft.com/office/drawing/2016/ink" xmlns:am3d="http://schemas.microsoft.com/office/drawing/2017/model3d" xmlns:o="urn:schemas-microsoft-com:office:office" xmlns:oel="http://schemas.microsoft.com/office/2019/extlst" xmlns:r="http://schemas.openxmlformats.org/officeDocument/2006/relationships" xmlns:m="http://schemas.openxmlformats.org/officeDocument/2006/math" xmlns:v="urn:schemas-microsoft-com:vml" xmlns:wp14="http://schemas.microsoft.com/office/word/2010/wordprocessingDrawing" xmlns:wp="http://schemas.openxmlformats.org/drawingml/2006/wordprocessingDrawing" xmlns:w10="urn:schemas-microsoft-com:office:word" xmlns:w="http://schemas.openxmlformats.org/wordprocessingml/2006/main" xmlns:w14="http://schemas.microsoft.com/office/word/2010/wordml" xmlns:w15="http://schemas.microsoft.com/office/word/2012/wordml" xmlns:w16cex="http://schemas.microsoft.com/office/word/2018/wordml/cex" xmlns:w16cid="http://schemas.microsoft.com/office/word/2016/wordml/cid" xmlns:w16="http://schemas.microsoft.com/office/word/2018/wordml" xmlns:w16du="http://schemas.microsoft.com/office/word/2023/wordml/word16du" xmlns:w16sdtdh="http://schemas.microsoft.com/office/word/2020/wordml/sdtdatahash" xmlns:w16sdtfl="http://schemas.microsoft.com/office/word/2024/wordml/sdtformatlock" xmlns:w16se="http://schemas.microsoft.com/office/word/2015/wordml/symex" xmlns:wpg="http://schemas.microsoft.com/office/word/2010/wordprocessingGroup" xmlns:wpi="http://schemas.microsoft.com/office/word/2010/wordprocessingInk" xmlns:wne="http://schemas.microsoft.com/office/word/2006/wordml" xmlns:wps="http://schemas.microsoft.com/office/word/2010/wordprocessingShape" mc:Ignorable="w14 w15 w16se w16cid w16 w16cex w16sdtdh w16sdtfl w16du wp14">
+<w:footnotes xmlns:wpc="http://schemas.microsoft.com/office/word/2010/wordprocessingCanvas" xmlns:cx="http://schemas.microsoft.com/office/drawing/2014/chartex" xmlns:cx1="http://schemas.microsoft.com/office/drawing/2015/9/8/chartex" xmlns:cx2="http://schemas.microsoft.com/office/drawing/2015/10/21/chartex" xmlns:cx3="http://schemas.microsoft.com/office/drawing/2016/5/9/chartex" xmlns:cx4="http://schemas.microsoft.com/office/drawing/2016/5/10/chartex" xmlns:cx5="http://schemas.microsoft.com/office/drawing/2016/5/11/chartex" xmlns:cx6="http://schemas.microsoft.com/office/drawing/2016/5/12/chartex" xmlns:cx7="http://schemas.microsoft.com/office/drawing/2016/5/13/chartex" xmlns:cx8="http://schemas.microsoft.com/office/drawing/2016/5/14/chartex" xmlns:mc="http://schemas.openxmlformats.org/markup-compatibility/2006" xmlns:aink="http://schemas.microsoft.com/office/drawing/2016/ink" xmlns:am3d="http://schemas.microsoft.com/office/drawing/2017/model3d" xmlns:o="urn:schemas-microsoft-com:office:office" xmlns:oel="http://schemas.microsoft.com/office/2019/extlst" xmlns:r="http://schemas.openxmlformats.org/officeDocument/2006/relationships" xmlns:m="http://schemas.openxmlformats.org/officeDocument/2006/math" xmlns:v="urn:schemas-microsoft-com:vml" xmlns:wp14="http://schemas.microsoft.com/office/word/2010/wordprocessingDrawing" xmlns:wp="http://schemas.openxmlformats.org/drawingml/2006/wordprocessingDrawing" xmlns:w10="urn:schemas-microsoft-com:office:word" xmlns:w="http://schemas.openxmlformats.org/wordprocessingml/2006/main" xmlns:w14="http://schemas.microsoft.com/office/word/2010/wordml" xmlns:w15="http://schemas.microsoft.com/office/word/2012/wordml" xmlns:w16cei="http://schemas.microsoft.com/office/word/2026/wordml/cei" xmlns:w16cex="http://schemas.microsoft.com/office/word/2018/wordml/cex" xmlns:w16cid="http://schemas.microsoft.com/office/word/2016/wordml/cid" xmlns:w16="http://schemas.microsoft.com/office/word/2018/wordml" xmlns:w16du="http://schemas.microsoft.com/office/word/2023/wordml/word16du" xmlns:w16sdtdh="http://schemas.microsoft.com/office/word/2020/wordml/sdtdatahash" xmlns:w16sdtfl="http://schemas.microsoft.com/office/word/2024/wordml/sdtformatlock" xmlns:w16se="http://schemas.microsoft.com/office/word/2015/wordml/symex" xmlns:wpg="http://schemas.microsoft.com/office/word/2010/wordprocessingGroup" xmlns:wpi="http://schemas.microsoft.com/office/word/2010/wordprocessingInk" xmlns:wne="http://schemas.microsoft.com/office/word/2006/wordml" xmlns:wps="http://schemas.microsoft.com/office/word/2010/wordprocessingShape" mc:Ignorable="w14 w15 w16se w16cid w16 w16cex w16sdtdh w16sdtfl w16du wp14">
   <w:footnote w:type="separator" w:id="-1">
     <w:p>
       <w:pPr>
@@ -10926,7 +11016,7 @@
 </file>
 
 <file path=word/header1.xml><?xml version="1.0" encoding="utf-8"?>
-<w:hdr xmlns:wpc="http://schemas.microsoft.com/office/word/2010/wordprocessingCanvas" xmlns:cx="http://schemas.microsoft.com/office/drawing/2014/chartex" xmlns:cx1="http://schemas.microsoft.com/office/drawing/2015/9/8/chartex" xmlns:cx2="http://schemas.microsoft.com/office/drawing/2015/10/21/chartex" xmlns:cx3="http://schemas.microsoft.com/office/drawing/2016/5/9/chartex" xmlns:cx4="http://schemas.microsoft.com/office/drawing/2016/5/10/chartex" xmlns:cx5="http://schemas.microsoft.com/office/drawing/2016/5/11/chartex" xmlns:cx6="http://schemas.microsoft.com/office/drawing/2016/5/12/chartex" xmlns:cx7="http://schemas.microsoft.com/office/drawing/2016/5/13/chartex" xmlns:cx8="http://schemas.microsoft.com/office/drawing/2016/5/14/chartex" xmlns:mc="http://schemas.openxmlformats.org/markup-compatibility/2006" xmlns:aink="http://schemas.microsoft.com/office/drawing/2016/ink" xmlns:am3d="http://schemas.microsoft.com/office/drawing/2017/model3d" xmlns:o="urn:schemas-microsoft-com:office:office" xmlns:oel="http://schemas.microsoft.com/office/2019/extlst" xmlns:r="http://schemas.openxmlformats.org/officeDocument/2006/relationships" xmlns:m="http://schemas.openxmlformats.org/officeDocument/2006/math" xmlns:v="urn:schemas-microsoft-com:vml" xmlns:wp14="http://schemas.microsoft.com/office/word/2010/wordprocessingDrawing" xmlns:wp="http://schemas.openxmlformats.org/drawingml/2006/wordprocessingDrawing" xmlns:w10="urn:schemas-microsoft-com:office:word" xmlns:w="http://schemas.openxmlformats.org/wordprocessingml/2006/main" xmlns:w14="http://schemas.microsoft.com/office/word/2010/wordml" xmlns:w15="http://schemas.microsoft.com/office/word/2012/wordml" xmlns:w16cex="http://schemas.microsoft.com/office/word/2018/wordml/cex" xmlns:w16cid="http://schemas.microsoft.com/office/word/2016/wordml/cid" xmlns:w16="http://schemas.microsoft.com/office/word/2018/wordml" xmlns:w16du="http://schemas.microsoft.com/office/word/2023/wordml/word16du" xmlns:w16sdtdh="http://schemas.microsoft.com/office/word/2020/wordml/sdtdatahash" xmlns:w16sdtfl="http://schemas.microsoft.com/office/word/2024/wordml/sdtformatlock" xmlns:w16se="http://schemas.microsoft.com/office/word/2015/wordml/symex" xmlns:wpg="http://schemas.microsoft.com/office/word/2010/wordprocessingGroup" xmlns:wpi="http://schemas.microsoft.com/office/word/2010/wordprocessingInk" xmlns:wne="http://schemas.microsoft.com/office/word/2006/wordml" xmlns:wps="http://schemas.microsoft.com/office/word/2010/wordprocessingShape" mc:Ignorable="w14 w15 w16se w16cid w16 w16cex w16sdtdh w16sdtfl w16du wp14">
+<w:hdr xmlns:wpc="http://schemas.microsoft.com/office/word/2010/wordprocessingCanvas" xmlns:cx="http://schemas.microsoft.com/office/drawing/2014/chartex" xmlns:cx1="http://schemas.microsoft.com/office/drawing/2015/9/8/chartex" xmlns:cx2="http://schemas.microsoft.com/office/drawing/2015/10/21/chartex" xmlns:cx3="http://schemas.microsoft.com/office/drawing/2016/5/9/chartex" xmlns:cx4="http://schemas.microsoft.com/office/drawing/2016/5/10/chartex" xmlns:cx5="http://schemas.microsoft.com/office/drawing/2016/5/11/chartex" xmlns:cx6="http://schemas.microsoft.com/office/drawing/2016/5/12/chartex" xmlns:cx7="http://schemas.microsoft.com/office/drawing/2016/5/13/chartex" xmlns:cx8="http://schemas.microsoft.com/office/drawing/2016/5/14/chartex" xmlns:mc="http://schemas.openxmlformats.org/markup-compatibility/2006" xmlns:aink="http://schemas.microsoft.com/office/drawing/2016/ink" xmlns:am3d="http://schemas.microsoft.com/office/drawing/2017/model3d" xmlns:o="urn:schemas-microsoft-com:office:office" xmlns:oel="http://schemas.microsoft.com/office/2019/extlst" xmlns:r="http://schemas.openxmlformats.org/officeDocument/2006/relationships" xmlns:m="http://schemas.openxmlformats.org/officeDocument/2006/math" xmlns:v="urn:schemas-microsoft-com:vml" xmlns:wp14="http://schemas.microsoft.com/office/word/2010/wordprocessingDrawing" xmlns:wp="http://schemas.openxmlformats.org/drawingml/2006/wordprocessingDrawing" xmlns:w10="urn:schemas-microsoft-com:office:word" xmlns:w="http://schemas.openxmlformats.org/wordprocessingml/2006/main" xmlns:w14="http://schemas.microsoft.com/office/word/2010/wordml" xmlns:w15="http://schemas.microsoft.com/office/word/2012/wordml" xmlns:w16cei="http://schemas.microsoft.com/office/word/2026/wordml/cei" xmlns:w16cex="http://schemas.microsoft.com/office/word/2018/wordml/cex" xmlns:w16cid="http://schemas.microsoft.com/office/word/2016/wordml/cid" xmlns:w16="http://schemas.microsoft.com/office/word/2018/wordml" xmlns:w16du="http://schemas.microsoft.com/office/word/2023/wordml/word16du" xmlns:w16sdtdh="http://schemas.microsoft.com/office/word/2020/wordml/sdtdatahash" xmlns:w16sdtfl="http://schemas.microsoft.com/office/word/2024/wordml/sdtformatlock" xmlns:w16se="http://schemas.microsoft.com/office/word/2015/wordml/symex" xmlns:wpg="http://schemas.microsoft.com/office/word/2010/wordprocessingGroup" xmlns:wpi="http://schemas.microsoft.com/office/word/2010/wordprocessingInk" xmlns:wne="http://schemas.microsoft.com/office/word/2006/wordml" xmlns:wps="http://schemas.microsoft.com/office/word/2010/wordprocessingShape" mc:Ignorable="w14 w15 w16se w16cid w16 w16cex w16sdtdh w16sdtfl w16du wp14">
   <w:p>
     <w:pPr>
       <w:pStyle w:val="En-tte"/>
@@ -10972,7 +11062,7 @@
 </file>
 
 <file path=word/header2.xml><?xml version="1.0" encoding="utf-8"?>
-<w:hdr xmlns:wpc="http://schemas.microsoft.com/office/word/2010/wordprocessingCanvas" xmlns:cx="http://schemas.microsoft.com/office/drawing/2014/chartex" xmlns:cx1="http://schemas.microsoft.com/office/drawing/2015/9/8/chartex" xmlns:cx2="http://schemas.microsoft.com/office/drawing/2015/10/21/chartex" xmlns:cx3="http://schemas.microsoft.com/office/drawing/2016/5/9/chartex" xmlns:cx4="http://schemas.microsoft.com/office/drawing/2016/5/10/chartex" xmlns:cx5="http://schemas.microsoft.com/office/drawing/2016/5/11/chartex" xmlns:cx6="http://schemas.microsoft.com/office/drawing/2016/5/12/chartex" xmlns:cx7="http://schemas.microsoft.com/office/drawing/2016/5/13/chartex" xmlns:cx8="http://schemas.microsoft.com/office/drawing/2016/5/14/chartex" xmlns:mc="http://schemas.openxmlformats.org/markup-compatibility/2006" xmlns:aink="http://schemas.microsoft.com/office/drawing/2016/ink" xmlns:am3d="http://schemas.microsoft.com/office/drawing/2017/model3d" xmlns:o="urn:schemas-microsoft-com:office:office" xmlns:oel="http://schemas.microsoft.com/office/2019/extlst" xmlns:r="http://schemas.openxmlformats.org/officeDocument/2006/relationships" xmlns:m="http://schemas.openxmlformats.org/officeDocument/2006/math" xmlns:v="urn:schemas-microsoft-com:vml" xmlns:wp14="http://schemas.microsoft.com/office/word/2010/wordprocessingDrawing" xmlns:wp="http://schemas.openxmlformats.org/drawingml/2006/wordprocessingDrawing" xmlns:w10="urn:schemas-microsoft-com:office:word" xmlns:w="http://schemas.openxmlformats.org/wordprocessingml/2006/main" xmlns:w14="http://schemas.microsoft.com/office/word/2010/wordml" xmlns:w15="http://schemas.microsoft.com/office/word/2012/wordml" xmlns:w16cex="http://schemas.microsoft.com/office/word/2018/wordml/cex" xmlns:w16cid="http://schemas.microsoft.com/office/word/2016/wordml/cid" xmlns:w16="http://schemas.microsoft.com/office/word/2018/wordml" xmlns:w16du="http://schemas.microsoft.com/office/word/2023/wordml/word16du" xmlns:w16sdtdh="http://schemas.microsoft.com/office/word/2020/wordml/sdtdatahash" xmlns:w16sdtfl="http://schemas.microsoft.com/office/word/2024/wordml/sdtformatlock" xmlns:w16se="http://schemas.microsoft.com/office/word/2015/wordml/symex" xmlns:wpg="http://schemas.microsoft.com/office/word/2010/wordprocessingGroup" xmlns:wpi="http://schemas.microsoft.com/office/word/2010/wordprocessingInk" xmlns:wne="http://schemas.microsoft.com/office/word/2006/wordml" xmlns:wps="http://schemas.microsoft.com/office/word/2010/wordprocessingShape" mc:Ignorable="w14 w15 w16se w16cid w16 w16cex w16sdtdh w16sdtfl w16du wp14">
+<w:hdr xmlns:wpc="http://schemas.microsoft.com/office/word/2010/wordprocessingCanvas" xmlns:cx="http://schemas.microsoft.com/office/drawing/2014/chartex" xmlns:cx1="http://schemas.microsoft.com/office/drawing/2015/9/8/chartex" xmlns:cx2="http://schemas.microsoft.com/office/drawing/2015/10/21/chartex" xmlns:cx3="http://schemas.microsoft.com/office/drawing/2016/5/9/chartex" xmlns:cx4="http://schemas.microsoft.com/office/drawing/2016/5/10/chartex" xmlns:cx5="http://schemas.microsoft.com/office/drawing/2016/5/11/chartex" xmlns:cx6="http://schemas.microsoft.com/office/drawing/2016/5/12/chartex" xmlns:cx7="http://schemas.microsoft.com/office/drawing/2016/5/13/chartex" xmlns:cx8="http://schemas.microsoft.com/office/drawing/2016/5/14/chartex" xmlns:mc="http://schemas.openxmlformats.org/markup-compatibility/2006" xmlns:aink="http://schemas.microsoft.com/office/drawing/2016/ink" xmlns:am3d="http://schemas.microsoft.com/office/drawing/2017/model3d" xmlns:o="urn:schemas-microsoft-com:office:office" xmlns:oel="http://schemas.microsoft.com/office/2019/extlst" xmlns:r="http://schemas.openxmlformats.org/officeDocument/2006/relationships" xmlns:m="http://schemas.openxmlformats.org/officeDocument/2006/math" xmlns:v="urn:schemas-microsoft-com:vml" xmlns:wp14="http://schemas.microsoft.com/office/word/2010/wordprocessingDrawing" xmlns:wp="http://schemas.openxmlformats.org/drawingml/2006/wordprocessingDrawing" xmlns:w10="urn:schemas-microsoft-com:office:word" xmlns:w="http://schemas.openxmlformats.org/wordprocessingml/2006/main" xmlns:w14="http://schemas.microsoft.com/office/word/2010/wordml" xmlns:w15="http://schemas.microsoft.com/office/word/2012/wordml" xmlns:w16cei="http://schemas.microsoft.com/office/word/2026/wordml/cei" xmlns:w16cex="http://schemas.microsoft.com/office/word/2018/wordml/cex" xmlns:w16cid="http://schemas.microsoft.com/office/word/2016/wordml/cid" xmlns:w16="http://schemas.microsoft.com/office/word/2018/wordml" xmlns:w16du="http://schemas.microsoft.com/office/word/2023/wordml/word16du" xmlns:w16sdtdh="http://schemas.microsoft.com/office/word/2020/wordml/sdtdatahash" xmlns:w16sdtfl="http://schemas.microsoft.com/office/word/2024/wordml/sdtformatlock" xmlns:w16se="http://schemas.microsoft.com/office/word/2015/wordml/symex" xmlns:wpg="http://schemas.microsoft.com/office/word/2010/wordprocessingGroup" xmlns:wpi="http://schemas.microsoft.com/office/word/2010/wordprocessingInk" xmlns:wne="http://schemas.microsoft.com/office/word/2006/wordml" xmlns:wps="http://schemas.microsoft.com/office/word/2010/wordprocessingShape" mc:Ignorable="w14 w15 w16se w16cid w16 w16cex w16sdtdh w16sdtfl w16du wp14">
   <w:tbl>
     <w:tblPr>
       <w:tblStyle w:val="Tableausimple4"/>
@@ -11236,7 +11326,7 @@
 </file>
 
 <file path=word/header3.xml><?xml version="1.0" encoding="utf-8"?>
-<w:hdr xmlns:wpc="http://schemas.microsoft.com/office/word/2010/wordprocessingCanvas" xmlns:cx="http://schemas.microsoft.com/office/drawing/2014/chartex" xmlns:cx1="http://schemas.microsoft.com/office/drawing/2015/9/8/chartex" xmlns:cx2="http://schemas.microsoft.com/office/drawing/2015/10/21/chartex" xmlns:cx3="http://schemas.microsoft.com/office/drawing/2016/5/9/chartex" xmlns:cx4="http://schemas.microsoft.com/office/drawing/2016/5/10/chartex" xmlns:cx5="http://schemas.microsoft.com/office/drawing/2016/5/11/chartex" xmlns:cx6="http://schemas.microsoft.com/office/drawing/2016/5/12/chartex" xmlns:cx7="http://schemas.microsoft.com/office/drawing/2016/5/13/chartex" xmlns:cx8="http://schemas.microsoft.com/office/drawing/2016/5/14/chartex" xmlns:mc="http://schemas.openxmlformats.org/markup-compatibility/2006" xmlns:aink="http://schemas.microsoft.com/office/drawing/2016/ink" xmlns:am3d="http://schemas.microsoft.com/office/drawing/2017/model3d" xmlns:o="urn:schemas-microsoft-com:office:office" xmlns:oel="http://schemas.microsoft.com/office/2019/extlst" xmlns:r="http://schemas.openxmlformats.org/officeDocument/2006/relationships" xmlns:m="http://schemas.openxmlformats.org/officeDocument/2006/math" xmlns:v="urn:schemas-microsoft-com:vml" xmlns:wp14="http://schemas.microsoft.com/office/word/2010/wordprocessingDrawing" xmlns:wp="http://schemas.openxmlformats.org/drawingml/2006/wordprocessingDrawing" xmlns:w10="urn:schemas-microsoft-com:office:word" xmlns:w="http://schemas.openxmlformats.org/wordprocessingml/2006/main" xmlns:w14="http://schemas.microsoft.com/office/word/2010/wordml" xmlns:w15="http://schemas.microsoft.com/office/word/2012/wordml" xmlns:w16cex="http://schemas.microsoft.com/office/word/2018/wordml/cex" xmlns:w16cid="http://schemas.microsoft.com/office/word/2016/wordml/cid" xmlns:w16="http://schemas.microsoft.com/office/word/2018/wordml" xmlns:w16du="http://schemas.microsoft.com/office/word/2023/wordml/word16du" xmlns:w16sdtdh="http://schemas.microsoft.com/office/word/2020/wordml/sdtdatahash" xmlns:w16sdtfl="http://schemas.microsoft.com/office/word/2024/wordml/sdtformatlock" xmlns:w16se="http://schemas.microsoft.com/office/word/2015/wordml/symex" xmlns:wpg="http://schemas.microsoft.com/office/word/2010/wordprocessingGroup" xmlns:wpi="http://schemas.microsoft.com/office/word/2010/wordprocessingInk" xmlns:wne="http://schemas.microsoft.com/office/word/2006/wordml" xmlns:wps="http://schemas.microsoft.com/office/word/2010/wordprocessingShape" mc:Ignorable="w14 w15 w16se w16cid w16 w16cex w16sdtdh w16sdtfl w16du wp14">
+<w:hdr xmlns:wpc="http://schemas.microsoft.com/office/word/2010/wordprocessingCanvas" xmlns:cx="http://schemas.microsoft.com/office/drawing/2014/chartex" xmlns:cx1="http://schemas.microsoft.com/office/drawing/2015/9/8/chartex" xmlns:cx2="http://schemas.microsoft.com/office/drawing/2015/10/21/chartex" xmlns:cx3="http://schemas.microsoft.com/office/drawing/2016/5/9/chartex" xmlns:cx4="http://schemas.microsoft.com/office/drawing/2016/5/10/chartex" xmlns:cx5="http://schemas.microsoft.com/office/drawing/2016/5/11/chartex" xmlns:cx6="http://schemas.microsoft.com/office/drawing/2016/5/12/chartex" xmlns:cx7="http://schemas.microsoft.com/office/drawing/2016/5/13/chartex" xmlns:cx8="http://schemas.microsoft.com/office/drawing/2016/5/14/chartex" xmlns:mc="http://schemas.openxmlformats.org/markup-compatibility/2006" xmlns:aink="http://schemas.microsoft.com/office/drawing/2016/ink" xmlns:am3d="http://schemas.microsoft.com/office/drawing/2017/model3d" xmlns:o="urn:schemas-microsoft-com:office:office" xmlns:oel="http://schemas.microsoft.com/office/2019/extlst" xmlns:r="http://schemas.openxmlformats.org/officeDocument/2006/relationships" xmlns:m="http://schemas.openxmlformats.org/officeDocument/2006/math" xmlns:v="urn:schemas-microsoft-com:vml" xmlns:wp14="http://schemas.microsoft.com/office/word/2010/wordprocessingDrawing" xmlns:wp="http://schemas.openxmlformats.org/drawingml/2006/wordprocessingDrawing" xmlns:w10="urn:schemas-microsoft-com:office:word" xmlns:w="http://schemas.openxmlformats.org/wordprocessingml/2006/main" xmlns:w14="http://schemas.microsoft.com/office/word/2010/wordml" xmlns:w15="http://schemas.microsoft.com/office/word/2012/wordml" xmlns:w16cei="http://schemas.microsoft.com/office/word/2026/wordml/cei" xmlns:w16cex="http://schemas.microsoft.com/office/word/2018/wordml/cex" xmlns:w16cid="http://schemas.microsoft.com/office/word/2016/wordml/cid" xmlns:w16="http://schemas.microsoft.com/office/word/2018/wordml" xmlns:w16du="http://schemas.microsoft.com/office/word/2023/wordml/word16du" xmlns:w16sdtdh="http://schemas.microsoft.com/office/word/2020/wordml/sdtdatahash" xmlns:w16sdtfl="http://schemas.microsoft.com/office/word/2024/wordml/sdtformatlock" xmlns:w16se="http://schemas.microsoft.com/office/word/2015/wordml/symex" xmlns:wpg="http://schemas.microsoft.com/office/word/2010/wordprocessingGroup" xmlns:wpi="http://schemas.microsoft.com/office/word/2010/wordprocessingInk" xmlns:wne="http://schemas.microsoft.com/office/word/2006/wordml" xmlns:wps="http://schemas.microsoft.com/office/word/2010/wordprocessingShape" mc:Ignorable="w14 w15 w16se w16cid w16 w16cex w16sdtdh w16sdtfl w16du wp14">
   <w:tbl>
     <w:tblPr>
       <w:tblStyle w:val="Tableausimple4"/>
@@ -11497,7 +11587,7 @@
 </file>
 
 <file path=word/numbering.xml><?xml version="1.0" encoding="utf-8"?>
-<w:numbering xmlns:wpc="http://schemas.microsoft.com/office/word/2010/wordprocessingCanvas" xmlns:cx="http://schemas.microsoft.com/office/drawing/2014/chartex" xmlns:cx1="http://schemas.microsoft.com/office/drawing/2015/9/8/chartex" xmlns:cx2="http://schemas.microsoft.com/office/drawing/2015/10/21/chartex" xmlns:cx3="http://schemas.microsoft.com/office/drawing/2016/5/9/chartex" xmlns:cx4="http://schemas.microsoft.com/office/drawing/2016/5/10/chartex" xmlns:cx5="http://schemas.microsoft.com/office/drawing/2016/5/11/chartex" xmlns:cx6="http://schemas.microsoft.com/office/drawing/2016/5/12/chartex" xmlns:cx7="http://schemas.microsoft.com/office/drawing/2016/5/13/chartex" xmlns:cx8="http://schemas.microsoft.com/office/drawing/2016/5/14/chartex" xmlns:mc="http://schemas.openxmlformats.org/markup-compatibility/2006" xmlns:aink="http://schemas.microsoft.com/office/drawing/2016/ink" xmlns:am3d="http://schemas.microsoft.com/office/drawing/2017/model3d" xmlns:o="urn:schemas-microsoft-com:office:office" xmlns:oel="http://schemas.microsoft.com/office/2019/extlst" xmlns:r="http://schemas.openxmlformats.org/officeDocument/2006/relationships" xmlns:m="http://schemas.openxmlformats.org/officeDocument/2006/math" xmlns:v="urn:schemas-microsoft-com:vml" xmlns:wp14="http://schemas.microsoft.com/office/word/2010/wordprocessingDrawing" xmlns:wp="http://schemas.openxmlformats.org/drawingml/2006/wordprocessingDrawing" xmlns:w10="urn:schemas-microsoft-com:office:word" xmlns:w="http://schemas.openxmlformats.org/wordprocessingml/2006/main" xmlns:w14="http://schemas.microsoft.com/office/word/2010/wordml" xmlns:w15="http://schemas.microsoft.com/office/word/2012/wordml" xmlns:w16cex="http://schemas.microsoft.com/office/word/2018/wordml/cex" xmlns:w16cid="http://schemas.microsoft.com/office/word/2016/wordml/cid" xmlns:w16="http://schemas.microsoft.com/office/word/2018/wordml" xmlns:w16du="http://schemas.microsoft.com/office/word/2023/wordml/word16du" xmlns:w16sdtdh="http://schemas.microsoft.com/office/word/2020/wordml/sdtdatahash" xmlns:w16sdtfl="http://schemas.microsoft.com/office/word/2024/wordml/sdtformatlock" xmlns:w16se="http://schemas.microsoft.com/office/word/2015/wordml/symex" xmlns:wpg="http://schemas.microsoft.com/office/word/2010/wordprocessingGroup" xmlns:wpi="http://schemas.microsoft.com/office/word/2010/wordprocessingInk" xmlns:wne="http://schemas.microsoft.com/office/word/2006/wordml" xmlns:wps="http://schemas.microsoft.com/office/word/2010/wordprocessingShape" mc:Ignorable="w14 w15 w16se w16cid w16 w16cex w16sdtdh w16sdtfl w16du wp14">
+<w:numbering xmlns:wpc="http://schemas.microsoft.com/office/word/2010/wordprocessingCanvas" xmlns:cx="http://schemas.microsoft.com/office/drawing/2014/chartex" xmlns:cx1="http://schemas.microsoft.com/office/drawing/2015/9/8/chartex" xmlns:cx2="http://schemas.microsoft.com/office/drawing/2015/10/21/chartex" xmlns:cx3="http://schemas.microsoft.com/office/drawing/2016/5/9/chartex" xmlns:cx4="http://schemas.microsoft.com/office/drawing/2016/5/10/chartex" xmlns:cx5="http://schemas.microsoft.com/office/drawing/2016/5/11/chartex" xmlns:cx6="http://schemas.microsoft.com/office/drawing/2016/5/12/chartex" xmlns:cx7="http://schemas.microsoft.com/office/drawing/2016/5/13/chartex" xmlns:cx8="http://schemas.microsoft.com/office/drawing/2016/5/14/chartex" xmlns:mc="http://schemas.openxmlformats.org/markup-compatibility/2006" xmlns:aink="http://schemas.microsoft.com/office/drawing/2016/ink" xmlns:am3d="http://schemas.microsoft.com/office/drawing/2017/model3d" xmlns:o="urn:schemas-microsoft-com:office:office" xmlns:oel="http://schemas.microsoft.com/office/2019/extlst" xmlns:r="http://schemas.openxmlformats.org/officeDocument/2006/relationships" xmlns:m="http://schemas.openxmlformats.org/officeDocument/2006/math" xmlns:v="urn:schemas-microsoft-com:vml" xmlns:wp14="http://schemas.microsoft.com/office/word/2010/wordprocessingDrawing" xmlns:wp="http://schemas.openxmlformats.org/drawingml/2006/wordprocessingDrawing" xmlns:w10="urn:schemas-microsoft-com:office:word" xmlns:w="http://schemas.openxmlformats.org/wordprocessingml/2006/main" xmlns:w14="http://schemas.microsoft.com/office/word/2010/wordml" xmlns:w15="http://schemas.microsoft.com/office/word/2012/wordml" xmlns:w16cei="http://schemas.microsoft.com/office/word/2026/wordml/cei" xmlns:w16cex="http://schemas.microsoft.com/office/word/2018/wordml/cex" xmlns:w16cid="http://schemas.microsoft.com/office/word/2016/wordml/cid" xmlns:w16="http://schemas.microsoft.com/office/word/2018/wordml" xmlns:w16du="http://schemas.microsoft.com/office/word/2023/wordml/word16du" xmlns:w16sdtdh="http://schemas.microsoft.com/office/word/2020/wordml/sdtdatahash" xmlns:w16sdtfl="http://schemas.microsoft.com/office/word/2024/wordml/sdtformatlock" xmlns:w16se="http://schemas.microsoft.com/office/word/2015/wordml/symex" xmlns:wpg="http://schemas.microsoft.com/office/word/2010/wordprocessingGroup" xmlns:wpi="http://schemas.microsoft.com/office/word/2010/wordprocessingInk" xmlns:wne="http://schemas.microsoft.com/office/word/2006/wordml" xmlns:wps="http://schemas.microsoft.com/office/word/2010/wordprocessingShape" mc:Ignorable="w14 w15 w16se w16cid w16 w16cex w16sdtdh w16sdtfl w16du wp14">
   <w:abstractNum w:abstractNumId="0" w15:restartNumberingAfterBreak="0">
     <w:nsid w:val="05856FAD"/>
     <w:multiLevelType w:val="hybridMultilevel"/>
@@ -17833,6 +17923,7 @@
   <w:style w:type="character" w:default="1" w:styleId="Policepardfaut">
     <w:name w:val="Default Paragraph Font"/>
     <w:uiPriority w:val="1"/>
+    <w:semiHidden/>
     <w:unhideWhenUsed/>
   </w:style>
   <w:style w:type="table" w:default="1" w:styleId="TableauNormal">
